--- a/labs/lab06/report/report.docx
+++ b/labs/lab06/report/report.docx
@@ -23,7 +23,7 @@
         <w:pStyle w:val="Author"/>
       </w:pPr>
       <w:r>
-        <w:t xml:space="preserve">Лебедев Сергей Алексеевич</w:t>
+        <w:t xml:space="preserve">Гаджимурадов Аяз Тахирович</w:t>
       </w:r>
     </w:p>
     <w:sdt>
@@ -104,21 +104,12 @@
         </w:p>
       </w:sdtContent>
     </w:sdt>
-    <w:bookmarkStart w:id="20" w:name="цель-работы"/>
+    <w:bookmarkStart w:id="9" w:name="цель-работы"/>
     <w:p>
       <w:pPr>
         <w:pStyle w:val="Heading1"/>
       </w:pPr>
       <w:r>
-        <w:rPr>
-          <w:rStyle w:val="SectionNumber"/>
-        </w:rPr>
-        <w:t xml:space="preserve">1</w:t>
-      </w:r>
-      <w:r>
-        <w:tab/>
-      </w:r>
-      <w:r>
         <w:t xml:space="preserve">Цель работы</w:t>
       </w:r>
     </w:p>
@@ -130,21 +121,12 @@
         <w:t xml:space="preserve">Приобретение практических навыков взаимодействия пользователя с системой посредством командной строки.</w:t>
       </w:r>
     </w:p>
-    <w:bookmarkEnd w:id="20"/>
-    <w:bookmarkStart w:id="21" w:name="задание"/>
+    <w:bookmarkEnd w:id="9"/>
+    <w:bookmarkStart w:id="10" w:name="задание"/>
     <w:p>
       <w:pPr>
         <w:pStyle w:val="Heading1"/>
       </w:pPr>
-      <w:r>
-        <w:rPr>
-          <w:rStyle w:val="SectionNumber"/>
-        </w:rPr>
-        <w:t xml:space="preserve">2</w:t>
-      </w:r>
-      <w:r>
-        <w:tab/>
-      </w:r>
       <w:r>
         <w:t xml:space="preserve">Задание</w:t>
       </w:r>
@@ -368,21 +350,12 @@
         <w:t xml:space="preserve">) и выполнить модификацию команд из буфера.</w:t>
       </w:r>
     </w:p>
-    <w:bookmarkEnd w:id="21"/>
-    <w:bookmarkStart w:id="22" w:name="теоретическое-введение"/>
+    <w:bookmarkEnd w:id="10"/>
+    <w:bookmarkStart w:id="11" w:name="теоретическое-введение"/>
     <w:p>
       <w:pPr>
         <w:pStyle w:val="Heading1"/>
       </w:pPr>
-      <w:r>
-        <w:rPr>
-          <w:rStyle w:val="SectionNumber"/>
-        </w:rPr>
-        <w:t xml:space="preserve">3</w:t>
-      </w:r>
-      <w:r>
-        <w:tab/>
-      </w:r>
       <w:r>
         <w:t xml:space="preserve">Теоретическое введение</w:t>
       </w:r>
@@ -586,58 +559,31 @@
         <w:t xml:space="preserve">— просмотр истории команд.</w:t>
       </w:r>
     </w:p>
-    <w:bookmarkEnd w:id="22"/>
-    <w:bookmarkStart w:id="158" w:name="выполнение-лабораторной-работы"/>
+    <w:bookmarkEnd w:id="11"/>
+    <w:bookmarkStart w:id="147" w:name="выполнение-лабораторной-работы"/>
     <w:p>
       <w:pPr>
         <w:pStyle w:val="Heading1"/>
       </w:pPr>
       <w:r>
-        <w:rPr>
-          <w:rStyle w:val="SectionNumber"/>
-        </w:rPr>
-        <w:t xml:space="preserve">4</w:t>
-      </w:r>
-      <w:r>
-        <w:tab/>
-      </w:r>
-      <w:r>
         <w:t xml:space="preserve">Выполнение лабораторной работы</w:t>
       </w:r>
     </w:p>
-    <w:bookmarkStart w:id="68" w:name="навигация-по-файловой-системе"/>
+    <w:bookmarkStart w:id="57" w:name="навигация-по-файловой-системе"/>
     <w:p>
       <w:pPr>
         <w:pStyle w:val="Heading2"/>
       </w:pPr>
       <w:r>
-        <w:rPr>
-          <w:rStyle w:val="SectionNumber"/>
-        </w:rPr>
-        <w:t xml:space="preserve">4.1</w:t>
-      </w:r>
-      <w:r>
-        <w:tab/>
-      </w:r>
-      <w:r>
         <w:t xml:space="preserve">Навигация по файловой системе</w:t>
       </w:r>
     </w:p>
-    <w:bookmarkStart w:id="27" w:name="Xa14a1173e7e60af3307fad4f9e4b531d697d7a8"/>
+    <w:bookmarkStart w:id="16" w:name="Xa14a1173e7e60af3307fad4f9e4b531d697d7a8"/>
     <w:p>
       <w:pPr>
         <w:pStyle w:val="Heading3"/>
       </w:pPr>
       <w:r>
-        <w:rPr>
-          <w:rStyle w:val="SectionNumber"/>
-        </w:rPr>
-        <w:t xml:space="preserve">4.1.1</w:t>
-      </w:r>
-      <w:r>
-        <w:tab/>
-      </w:r>
-      <w:r>
         <w:t xml:space="preserve">Переход в каталог /tmp и определение текущего каталога</w:t>
       </w:r>
     </w:p>
@@ -691,7 +637,16 @@
         <w:t xml:space="preserve"> </w:t>
       </w:r>
       <w:r>
-        <w:t xml:space="preserve">(рис. 1).</w:t>
+        <w:t xml:space="preserve">(рис.</w:t>
+      </w:r>
+      <w:r>
+        <w:t xml:space="preserve"> </w:t>
+      </w:r>
+      <w:r>
+        <w:t xml:space="preserve">@fig:001</w:t>
+      </w:r>
+      <w:r>
+        <w:t xml:space="preserve">).</w:t>
       </w:r>
     </w:p>
     <w:p>
@@ -720,7 +675,7 @@
         <w:t xml:space="preserve">pwd</w:t>
       </w:r>
     </w:p>
-    <w:bookmarkStart w:id="26" w:name="fig:001"/>
+    <w:bookmarkStart w:id="15" w:name="fig:001"/>
     <w:p>
       <w:pPr>
         <w:pStyle w:val="CaptionedFigure"/>
@@ -730,18 +685,18 @@
           <wp:inline>
             <wp:extent cx="3733800" cy="726385"/>
             <wp:effectExtent b="0" l="0" r="0" t="0"/>
-            <wp:docPr descr="Рис. 1: Переход в каталог /tmp и определение текущего каталога" title="" id="24" name="Picture"/>
+            <wp:docPr descr="Переход в каталог /tmp и определение текущего каталога" title="" id="13" name="Picture"/>
             <a:graphic>
               <a:graphicData uri="http://schemas.openxmlformats.org/drawingml/2006/picture">
                 <pic:pic>
                   <pic:nvPicPr>
-                    <pic:cNvPr descr="images/1.png" id="25" name="Picture"/>
+                    <pic:cNvPr descr="images/1.png" id="14" name="Picture"/>
                     <pic:cNvPicPr>
                       <a:picLocks noChangeArrowheads="1" noChangeAspect="1"/>
                     </pic:cNvPicPr>
                   </pic:nvPicPr>
                   <pic:blipFill>
-                    <a:blip r:embed="rId23"/>
+                    <a:blip r:embed="rId12"/>
                     <a:stretch>
                       <a:fillRect/>
                     </a:stretch>
@@ -773,26 +728,17 @@
         <w:pStyle w:val="ImageCaption"/>
       </w:pPr>
       <w:r>
-        <w:t xml:space="preserve">Рис. 1: Переход в каталог /tmp и определение текущего каталога</w:t>
-      </w:r>
-    </w:p>
-    <w:bookmarkEnd w:id="26"/>
-    <w:bookmarkEnd w:id="27"/>
-    <w:bookmarkStart w:id="32" w:name="просмотр-содержимого-каталога-tmp"/>
+        <w:t xml:space="preserve">Переход в каталог /tmp и определение текущего каталога</w:t>
+      </w:r>
+    </w:p>
+    <w:bookmarkEnd w:id="15"/>
+    <w:bookmarkEnd w:id="16"/>
+    <w:bookmarkStart w:id="21" w:name="просмотр-содержимого-каталога-tmp"/>
     <w:p>
       <w:pPr>
         <w:pStyle w:val="Heading3"/>
       </w:pPr>
       <w:r>
-        <w:rPr>
-          <w:rStyle w:val="SectionNumber"/>
-        </w:rPr>
-        <w:t xml:space="preserve">4.1.2</w:t>
-      </w:r>
-      <w:r>
-        <w:tab/>
-      </w:r>
-      <w:r>
         <w:t xml:space="preserve">Просмотр содержимого каталога /tmp</w:t>
       </w:r>
     </w:p>
@@ -831,7 +777,16 @@
         <w:t xml:space="preserve"> </w:t>
       </w:r>
       <w:r>
-        <w:t xml:space="preserve">(рис. 2).</w:t>
+        <w:t xml:space="preserve">(рис.</w:t>
+      </w:r>
+      <w:r>
+        <w:t xml:space="preserve"> </w:t>
+      </w:r>
+      <w:r>
+        <w:t xml:space="preserve">@fig:002</w:t>
+      </w:r>
+      <w:r>
+        <w:t xml:space="preserve">).</w:t>
       </w:r>
     </w:p>
     <w:p>
@@ -845,7 +800,7 @@
         <w:t xml:space="preserve">ls</w:t>
       </w:r>
     </w:p>
-    <w:bookmarkStart w:id="31" w:name="fig:002"/>
+    <w:bookmarkStart w:id="20" w:name="fig:002"/>
     <w:p>
       <w:pPr>
         <w:pStyle w:val="CaptionedFigure"/>
@@ -855,18 +810,18 @@
           <wp:inline>
             <wp:extent cx="3733800" cy="394328"/>
             <wp:effectExtent b="0" l="0" r="0" t="0"/>
-            <wp:docPr descr="Рис. 2: Просмотр содержимого каталога /tmp" title="" id="29" name="Picture"/>
+            <wp:docPr descr="Просмотр содержимого каталога /tmp" title="" id="18" name="Picture"/>
             <a:graphic>
               <a:graphicData uri="http://schemas.openxmlformats.org/drawingml/2006/picture">
                 <pic:pic>
                   <pic:nvPicPr>
-                    <pic:cNvPr descr="images/2.png" id="30" name="Picture"/>
+                    <pic:cNvPr descr="images/2.png" id="19" name="Picture"/>
                     <pic:cNvPicPr>
                       <a:picLocks noChangeArrowheads="1" noChangeAspect="1"/>
                     </pic:cNvPicPr>
                   </pic:nvPicPr>
                   <pic:blipFill>
-                    <a:blip r:embed="rId28"/>
+                    <a:blip r:embed="rId17"/>
                     <a:stretch>
                       <a:fillRect/>
                     </a:stretch>
@@ -898,26 +853,17 @@
         <w:pStyle w:val="ImageCaption"/>
       </w:pPr>
       <w:r>
-        <w:t xml:space="preserve">Рис. 2: Просмотр содержимого каталога /tmp</w:t>
-      </w:r>
-    </w:p>
-    <w:bookmarkEnd w:id="31"/>
-    <w:bookmarkEnd w:id="32"/>
-    <w:bookmarkStart w:id="37" w:name="просмотр-содержимого-домашнего-каталога"/>
+        <w:t xml:space="preserve">Просмотр содержимого каталога /tmp</w:t>
+      </w:r>
+    </w:p>
+    <w:bookmarkEnd w:id="20"/>
+    <w:bookmarkEnd w:id="21"/>
+    <w:bookmarkStart w:id="26" w:name="просмотр-содержимого-домашнего-каталога"/>
     <w:p>
       <w:pPr>
         <w:pStyle w:val="Heading3"/>
       </w:pPr>
       <w:r>
-        <w:rPr>
-          <w:rStyle w:val="SectionNumber"/>
-        </w:rPr>
-        <w:t xml:space="preserve">4.1.3</w:t>
-      </w:r>
-      <w:r>
-        <w:tab/>
-      </w:r>
-      <w:r>
         <w:t xml:space="preserve">Просмотр содержимого домашнего каталога</w:t>
       </w:r>
     </w:p>
@@ -956,7 +902,16 @@
         <w:t xml:space="preserve"> </w:t>
       </w:r>
       <w:r>
-        <w:t xml:space="preserve">(рис. 3).</w:t>
+        <w:t xml:space="preserve">(рис.</w:t>
+      </w:r>
+      <w:r>
+        <w:t xml:space="preserve"> </w:t>
+      </w:r>
+      <w:r>
+        <w:t xml:space="preserve">@fig:003</w:t>
+      </w:r>
+      <w:r>
+        <w:t xml:space="preserve">).</w:t>
       </w:r>
     </w:p>
     <w:p>
@@ -979,7 +934,7 @@
         <w:t xml:space="preserve">pwd</w:t>
       </w:r>
     </w:p>
-    <w:bookmarkStart w:id="36" w:name="fig:003"/>
+    <w:bookmarkStart w:id="25" w:name="fig:003"/>
     <w:p>
       <w:pPr>
         <w:pStyle w:val="CaptionedFigure"/>
@@ -989,18 +944,18 @@
           <wp:inline>
             <wp:extent cx="3733800" cy="540959"/>
             <wp:effectExtent b="0" l="0" r="0" t="0"/>
-            <wp:docPr descr="Рис. 3: Просмотр содержимого домашнего каталога и определение абсолютного пути" title="" id="34" name="Picture"/>
+            <wp:docPr descr="Просмотр содержимого домашнего каталога и определение абсолютного пути" title="" id="23" name="Picture"/>
             <a:graphic>
               <a:graphicData uri="http://schemas.openxmlformats.org/drawingml/2006/picture">
                 <pic:pic>
                   <pic:nvPicPr>
-                    <pic:cNvPr descr="images/3.png" id="35" name="Picture"/>
+                    <pic:cNvPr descr="images/3.png" id="24" name="Picture"/>
                     <pic:cNvPicPr>
                       <a:picLocks noChangeArrowheads="1" noChangeAspect="1"/>
                     </pic:cNvPicPr>
                   </pic:nvPicPr>
                   <pic:blipFill>
-                    <a:blip r:embed="rId33"/>
+                    <a:blip r:embed="rId22"/>
                     <a:stretch>
                       <a:fillRect/>
                     </a:stretch>
@@ -1032,26 +987,17 @@
         <w:pStyle w:val="ImageCaption"/>
       </w:pPr>
       <w:r>
-        <w:t xml:space="preserve">Рис. 3: Просмотр содержимого домашнего каталога и определение абсолютного пути</w:t>
-      </w:r>
-    </w:p>
-    <w:bookmarkEnd w:id="36"/>
-    <w:bookmarkEnd w:id="37"/>
-    <w:bookmarkStart w:id="42" w:name="просмотр-скрытых-файлов"/>
+        <w:t xml:space="preserve">Просмотр содержимого домашнего каталога и определение абсолютного пути</w:t>
+      </w:r>
+    </w:p>
+    <w:bookmarkEnd w:id="25"/>
+    <w:bookmarkEnd w:id="26"/>
+    <w:bookmarkStart w:id="31" w:name="просмотр-скрытых-файлов"/>
     <w:p>
       <w:pPr>
         <w:pStyle w:val="Heading3"/>
       </w:pPr>
       <w:r>
-        <w:rPr>
-          <w:rStyle w:val="SectionNumber"/>
-        </w:rPr>
-        <w:t xml:space="preserve">4.1.4</w:t>
-      </w:r>
-      <w:r>
-        <w:tab/>
-      </w:r>
-      <w:r>
         <w:t xml:space="preserve">Просмотр скрытых файлов</w:t>
       </w:r>
     </w:p>
@@ -1105,7 +1051,16 @@
         <w:t xml:space="preserve"> </w:t>
       </w:r>
       <w:r>
-        <w:t xml:space="preserve">(рис. 4).</w:t>
+        <w:t xml:space="preserve">(рис.</w:t>
+      </w:r>
+      <w:r>
+        <w:t xml:space="preserve"> </w:t>
+      </w:r>
+      <w:r>
+        <w:t xml:space="preserve">@fig:004</w:t>
+      </w:r>
+      <w:r>
+        <w:t xml:space="preserve">).</w:t>
       </w:r>
     </w:p>
     <w:p>
@@ -1131,7 +1086,7 @@
         <w:t xml:space="preserve">-a</w:t>
       </w:r>
     </w:p>
-    <w:bookmarkStart w:id="41" w:name="fig:004"/>
+    <w:bookmarkStart w:id="30" w:name="fig:004"/>
     <w:p>
       <w:pPr>
         <w:pStyle w:val="CaptionedFigure"/>
@@ -1141,18 +1096,18 @@
           <wp:inline>
             <wp:extent cx="3733800" cy="1123765"/>
             <wp:effectExtent b="0" l="0" r="0" t="0"/>
-            <wp:docPr descr="Рис. 4: Просмотр содержимого каталога /tmp, включая скрытые файлы" title="" id="39" name="Picture"/>
+            <wp:docPr descr="Просмотр содержимого каталога /tmp, включая скрытые файлы" title="" id="28" name="Picture"/>
             <a:graphic>
               <a:graphicData uri="http://schemas.openxmlformats.org/drawingml/2006/picture">
                 <pic:pic>
                   <pic:nvPicPr>
-                    <pic:cNvPr descr="images/4.png" id="40" name="Picture"/>
+                    <pic:cNvPr descr="images/4.png" id="29" name="Picture"/>
                     <pic:cNvPicPr>
                       <a:picLocks noChangeArrowheads="1" noChangeAspect="1"/>
                     </pic:cNvPicPr>
                   </pic:nvPicPr>
                   <pic:blipFill>
-                    <a:blip r:embed="rId38"/>
+                    <a:blip r:embed="rId27"/>
                     <a:stretch>
                       <a:fillRect/>
                     </a:stretch>
@@ -1184,26 +1139,17 @@
         <w:pStyle w:val="ImageCaption"/>
       </w:pPr>
       <w:r>
-        <w:t xml:space="preserve">Рис. 4: Просмотр содержимого каталога /tmp, включая скрытые файлы</w:t>
-      </w:r>
-    </w:p>
-    <w:bookmarkEnd w:id="41"/>
-    <w:bookmarkEnd w:id="42"/>
-    <w:bookmarkStart w:id="47" w:name="подробный-вывод-информации-о-файлах"/>
+        <w:t xml:space="preserve">Просмотр содержимого каталога /tmp, включая скрытые файлы</w:t>
+      </w:r>
+    </w:p>
+    <w:bookmarkEnd w:id="30"/>
+    <w:bookmarkEnd w:id="31"/>
+    <w:bookmarkStart w:id="36" w:name="подробный-вывод-информации-о-файлах"/>
     <w:p>
       <w:pPr>
         <w:pStyle w:val="Heading3"/>
       </w:pPr>
       <w:r>
-        <w:rPr>
-          <w:rStyle w:val="SectionNumber"/>
-        </w:rPr>
-        <w:t xml:space="preserve">4.1.5</w:t>
-      </w:r>
-      <w:r>
-        <w:tab/>
-      </w:r>
-      <w:r>
         <w:t xml:space="preserve">Подробный вывод информации о файлах</w:t>
       </w:r>
     </w:p>
@@ -1254,7 +1200,16 @@
         <w:t xml:space="preserve">/tmp</w:t>
       </w:r>
       <w:r>
-        <w:t xml:space="preserve">: тип файла, права доступа, количество ссылок, владелец, размер и дата изменения (рис. 5).</w:t>
+        <w:t xml:space="preserve">: тип файла, права доступа, количество ссылок, владелец, размер и дата изменения (рис.</w:t>
+      </w:r>
+      <w:r>
+        <w:t xml:space="preserve"> </w:t>
+      </w:r>
+      <w:r>
+        <w:t xml:space="preserve">@fig:005</w:t>
+      </w:r>
+      <w:r>
+        <w:t xml:space="preserve">).</w:t>
       </w:r>
     </w:p>
     <w:p>
@@ -1280,7 +1235,7 @@
         <w:t xml:space="preserve">-l</w:t>
       </w:r>
     </w:p>
-    <w:bookmarkStart w:id="46" w:name="fig:005"/>
+    <w:bookmarkStart w:id="35" w:name="fig:005"/>
     <w:p>
       <w:pPr>
         <w:pStyle w:val="CaptionedFigure"/>
@@ -1290,18 +1245,18 @@
           <wp:inline>
             <wp:extent cx="3733800" cy="764496"/>
             <wp:effectExtent b="0" l="0" r="0" t="0"/>
-            <wp:docPr descr="Рис. 5: Просмотр содержимого каталога /tmp в подробном формате" title="" id="44" name="Picture"/>
+            <wp:docPr descr="Просмотр содержимого каталога /tmp в подробном формате" title="" id="33" name="Picture"/>
             <a:graphic>
               <a:graphicData uri="http://schemas.openxmlformats.org/drawingml/2006/picture">
                 <pic:pic>
                   <pic:nvPicPr>
-                    <pic:cNvPr descr="images/5.png" id="45" name="Picture"/>
+                    <pic:cNvPr descr="images/5.png" id="34" name="Picture"/>
                     <pic:cNvPicPr>
                       <a:picLocks noChangeArrowheads="1" noChangeAspect="1"/>
                     </pic:cNvPicPr>
                   </pic:nvPicPr>
                   <pic:blipFill>
-                    <a:blip r:embed="rId43"/>
+                    <a:blip r:embed="rId32"/>
                     <a:stretch>
                       <a:fillRect/>
                     </a:stretch>
@@ -1333,26 +1288,17 @@
         <w:pStyle w:val="ImageCaption"/>
       </w:pPr>
       <w:r>
-        <w:t xml:space="preserve">Рис. 5: Просмотр содержимого каталога /tmp в подробном формате</w:t>
-      </w:r>
-    </w:p>
-    <w:bookmarkEnd w:id="46"/>
-    <w:bookmarkEnd w:id="47"/>
-    <w:bookmarkStart w:id="52" w:name="объединение-опций--a-и--l"/>
+        <w:t xml:space="preserve">Просмотр содержимого каталога /tmp в подробном формате</w:t>
+      </w:r>
+    </w:p>
+    <w:bookmarkEnd w:id="35"/>
+    <w:bookmarkEnd w:id="36"/>
+    <w:bookmarkStart w:id="41" w:name="объединение-опций--a-и--l"/>
     <w:p>
       <w:pPr>
         <w:pStyle w:val="Heading3"/>
       </w:pPr>
       <w:r>
-        <w:rPr>
-          <w:rStyle w:val="SectionNumber"/>
-        </w:rPr>
-        <w:t xml:space="preserve">4.1.6</w:t>
-      </w:r>
-      <w:r>
-        <w:tab/>
-      </w:r>
-      <w:r>
         <w:t xml:space="preserve">Объединение опций -a и -l</w:t>
       </w:r>
     </w:p>
@@ -1391,7 +1337,16 @@
         <w:t xml:space="preserve"> </w:t>
       </w:r>
       <w:r>
-        <w:t xml:space="preserve">для отображения всей информации, включая скрытые файлы (рис. 6).</w:t>
+        <w:t xml:space="preserve">для отображения всей информации, включая скрытые файлы (рис.</w:t>
+      </w:r>
+      <w:r>
+        <w:t xml:space="preserve"> </w:t>
+      </w:r>
+      <w:r>
+        <w:t xml:space="preserve">@fig:006</w:t>
+      </w:r>
+      <w:r>
+        <w:t xml:space="preserve">).</w:t>
       </w:r>
     </w:p>
     <w:p>
@@ -1417,7 +1372,7 @@
         <w:t xml:space="preserve">-al</w:t>
       </w:r>
     </w:p>
-    <w:bookmarkStart w:id="51" w:name="fig:006"/>
+    <w:bookmarkStart w:id="40" w:name="fig:006"/>
     <w:p>
       <w:pPr>
         <w:pStyle w:val="CaptionedFigure"/>
@@ -1427,18 +1382,18 @@
           <wp:inline>
             <wp:extent cx="3733800" cy="1368564"/>
             <wp:effectExtent b="0" l="0" r="0" t="0"/>
-            <wp:docPr descr="Рис. 6: Просмотр содержимого каталога /tmp с подробной информацией и скрытыми файлами" title="" id="49" name="Picture"/>
+            <wp:docPr descr="Просмотр содержимого каталога /tmp с подробной информацией и скрытыми файлами" title="" id="38" name="Picture"/>
             <a:graphic>
               <a:graphicData uri="http://schemas.openxmlformats.org/drawingml/2006/picture">
                 <pic:pic>
                   <pic:nvPicPr>
-                    <pic:cNvPr descr="images/6.png" id="50" name="Picture"/>
+                    <pic:cNvPr descr="images/6.png" id="39" name="Picture"/>
                     <pic:cNvPicPr>
                       <a:picLocks noChangeArrowheads="1" noChangeAspect="1"/>
                     </pic:cNvPicPr>
                   </pic:nvPicPr>
                   <pic:blipFill>
-                    <a:blip r:embed="rId48"/>
+                    <a:blip r:embed="rId37"/>
                     <a:stretch>
                       <a:fillRect/>
                     </a:stretch>
@@ -1470,26 +1425,17 @@
         <w:pStyle w:val="ImageCaption"/>
       </w:pPr>
       <w:r>
-        <w:t xml:space="preserve">Рис. 6: Просмотр содержимого каталога /tmp с подробной информацией и скрытыми файлами</w:t>
-      </w:r>
-    </w:p>
-    <w:bookmarkEnd w:id="51"/>
-    <w:bookmarkEnd w:id="52"/>
-    <w:bookmarkStart w:id="57" w:name="проверка-наличия-подкаталога-cron"/>
+        <w:t xml:space="preserve">Просмотр содержимого каталога /tmp с подробной информацией и скрытыми файлами</w:t>
+      </w:r>
+    </w:p>
+    <w:bookmarkEnd w:id="40"/>
+    <w:bookmarkEnd w:id="41"/>
+    <w:bookmarkStart w:id="46" w:name="проверка-наличия-подкаталога-cron"/>
     <w:p>
       <w:pPr>
         <w:pStyle w:val="Heading3"/>
       </w:pPr>
       <w:r>
-        <w:rPr>
-          <w:rStyle w:val="SectionNumber"/>
-        </w:rPr>
-        <w:t xml:space="preserve">4.1.7</w:t>
-      </w:r>
-      <w:r>
-        <w:tab/>
-      </w:r>
-      <w:r>
         <w:t xml:space="preserve">Проверка наличия подкаталога cron</w:t>
       </w:r>
     </w:p>
@@ -1540,7 +1486,16 @@
         <w:t xml:space="preserve"> </w:t>
       </w:r>
       <w:r>
-        <w:t xml:space="preserve">получена ошибка — отказано в доступе (рис. 7).</w:t>
+        <w:t xml:space="preserve">получена ошибка — отказано в доступе (рис.</w:t>
+      </w:r>
+      <w:r>
+        <w:t xml:space="preserve"> </w:t>
+      </w:r>
+      <w:r>
+        <w:t xml:space="preserve">@fig:007</w:t>
+      </w:r>
+      <w:r>
+        <w:t xml:space="preserve">).</w:t>
       </w:r>
     </w:p>
     <w:p>
@@ -1575,7 +1530,7 @@
         <w:t xml:space="preserve"> /var/spool/cron</w:t>
       </w:r>
     </w:p>
-    <w:bookmarkStart w:id="56" w:name="fig:007"/>
+    <w:bookmarkStart w:id="45" w:name="fig:007"/>
     <w:p>
       <w:pPr>
         <w:pStyle w:val="CaptionedFigure"/>
@@ -1585,18 +1540,18 @@
           <wp:inline>
             <wp:extent cx="3733800" cy="359841"/>
             <wp:effectExtent b="0" l="0" r="0" t="0"/>
-            <wp:docPr descr="Рис. 7: Проверка наличия подкаталога cron и попытка его просмотра" title="" id="54" name="Picture"/>
+            <wp:docPr descr="Проверка наличия подкаталога cron и попытка его просмотра" title="" id="43" name="Picture"/>
             <a:graphic>
               <a:graphicData uri="http://schemas.openxmlformats.org/drawingml/2006/picture">
                 <pic:pic>
                   <pic:nvPicPr>
-                    <pic:cNvPr descr="images/7.png" id="55" name="Picture"/>
+                    <pic:cNvPr descr="images/7.png" id="44" name="Picture"/>
                     <pic:cNvPicPr>
                       <a:picLocks noChangeArrowheads="1" noChangeAspect="1"/>
                     </pic:cNvPicPr>
                   </pic:nvPicPr>
                   <pic:blipFill>
-                    <a:blip r:embed="rId53"/>
+                    <a:blip r:embed="rId42"/>
                     <a:stretch>
                       <a:fillRect/>
                     </a:stretch>
@@ -1628,26 +1583,17 @@
         <w:pStyle w:val="ImageCaption"/>
       </w:pPr>
       <w:r>
-        <w:t xml:space="preserve">Рис. 7: Проверка наличия подкаталога cron и попытка его просмотра</w:t>
-      </w:r>
-    </w:p>
-    <w:bookmarkEnd w:id="56"/>
-    <w:bookmarkEnd w:id="57"/>
-    <w:bookmarkStart w:id="62" w:name="возврат-в-домашний-каталог"/>
+        <w:t xml:space="preserve">Проверка наличия подкаталога cron и попытка его просмотра</w:t>
+      </w:r>
+    </w:p>
+    <w:bookmarkEnd w:id="45"/>
+    <w:bookmarkEnd w:id="46"/>
+    <w:bookmarkStart w:id="51" w:name="возврат-в-домашний-каталог"/>
     <w:p>
       <w:pPr>
         <w:pStyle w:val="Heading3"/>
       </w:pPr>
       <w:r>
-        <w:rPr>
-          <w:rStyle w:val="SectionNumber"/>
-        </w:rPr>
-        <w:t xml:space="preserve">4.1.8</w:t>
-      </w:r>
-      <w:r>
-        <w:tab/>
-      </w:r>
-      <w:r>
         <w:t xml:space="preserve">Возврат в домашний каталог</w:t>
       </w:r>
     </w:p>
@@ -1656,7 +1602,16 @@
         <w:pStyle w:val="FirstParagraph"/>
       </w:pPr>
       <w:r>
-        <w:t xml:space="preserve">Выполнен переход в домашний каталог и подтверждено текущее местоположение (рис. 8).</w:t>
+        <w:t xml:space="preserve">Выполнен переход в домашний каталог и подтверждено текущее местоположение (рис.</w:t>
+      </w:r>
+      <w:r>
+        <w:t xml:space="preserve"> </w:t>
+      </w:r>
+      <w:r>
+        <w:t xml:space="preserve">@fig:008</w:t>
+      </w:r>
+      <w:r>
+        <w:t xml:space="preserve">).</w:t>
       </w:r>
     </w:p>
     <w:p>
@@ -1679,7 +1634,7 @@
         <w:t xml:space="preserve">pwd</w:t>
       </w:r>
     </w:p>
-    <w:bookmarkStart w:id="61" w:name="fig:008"/>
+    <w:bookmarkStart w:id="50" w:name="fig:008"/>
     <w:p>
       <w:pPr>
         <w:pStyle w:val="CaptionedFigure"/>
@@ -1689,18 +1644,18 @@
           <wp:inline>
             <wp:extent cx="3733800" cy="453268"/>
             <wp:effectExtent b="0" l="0" r="0" t="0"/>
-            <wp:docPr descr="Рис. 8: Переход в домашний каталог и определение текущего каталога" title="" id="59" name="Picture"/>
+            <wp:docPr descr="Переход в домашний каталог и определение текущего каталога" title="" id="48" name="Picture"/>
             <a:graphic>
               <a:graphicData uri="http://schemas.openxmlformats.org/drawingml/2006/picture">
                 <pic:pic>
                   <pic:nvPicPr>
-                    <pic:cNvPr descr="images/8.png" id="60" name="Picture"/>
+                    <pic:cNvPr descr="images/8.png" id="49" name="Picture"/>
                     <pic:cNvPicPr>
                       <a:picLocks noChangeArrowheads="1" noChangeAspect="1"/>
                     </pic:cNvPicPr>
                   </pic:nvPicPr>
                   <pic:blipFill>
-                    <a:blip r:embed="rId58"/>
+                    <a:blip r:embed="rId47"/>
                     <a:stretch>
                       <a:fillRect/>
                     </a:stretch>
@@ -1732,26 +1687,17 @@
         <w:pStyle w:val="ImageCaption"/>
       </w:pPr>
       <w:r>
-        <w:t xml:space="preserve">Рис. 8: Переход в домашний каталог и определение текущего каталога</w:t>
-      </w:r>
-    </w:p>
-    <w:bookmarkEnd w:id="61"/>
-    <w:bookmarkEnd w:id="62"/>
-    <w:bookmarkStart w:id="67" w:name="определение-владельцев-файлов"/>
+        <w:t xml:space="preserve">Переход в домашний каталог и определение текущего каталога</w:t>
+      </w:r>
+    </w:p>
+    <w:bookmarkEnd w:id="50"/>
+    <w:bookmarkEnd w:id="51"/>
+    <w:bookmarkStart w:id="56" w:name="определение-владельцев-файлов"/>
     <w:p>
       <w:pPr>
         <w:pStyle w:val="Heading3"/>
       </w:pPr>
       <w:r>
-        <w:rPr>
-          <w:rStyle w:val="SectionNumber"/>
-        </w:rPr>
-        <w:t xml:space="preserve">4.1.9</w:t>
-      </w:r>
-      <w:r>
-        <w:tab/>
-      </w:r>
-      <w:r>
         <w:t xml:space="preserve">Определение владельцев файлов</w:t>
       </w:r>
     </w:p>
@@ -1775,7 +1721,16 @@
         <w:t xml:space="preserve"> </w:t>
       </w:r>
       <w:r>
-        <w:t xml:space="preserve">определён владелец файлов и подкаталогов (рис. 9).</w:t>
+        <w:t xml:space="preserve">определён владелец файлов и подкаталогов (рис.</w:t>
+      </w:r>
+      <w:r>
+        <w:t xml:space="preserve"> </w:t>
+      </w:r>
+      <w:r>
+        <w:t xml:space="preserve">@fig:009</w:t>
+      </w:r>
+      <w:r>
+        <w:t xml:space="preserve">).</w:t>
       </w:r>
     </w:p>
     <w:p>
@@ -1801,7 +1756,7 @@
         <w:t xml:space="preserve">-l</w:t>
       </w:r>
     </w:p>
-    <w:bookmarkStart w:id="66" w:name="fig:009"/>
+    <w:bookmarkStart w:id="55" w:name="fig:009"/>
     <w:p>
       <w:pPr>
         <w:pStyle w:val="CaptionedFigure"/>
@@ -1811,18 +1766,18 @@
           <wp:inline>
             <wp:extent cx="3733800" cy="1126066"/>
             <wp:effectExtent b="0" l="0" r="0" t="0"/>
-            <wp:docPr descr="Рис. 9: Просмотр домашнего каталога в подробном формате с отображением владельца" title="" id="64" name="Picture"/>
+            <wp:docPr descr="Просмотр домашнего каталога в подробном формате с отображением владельца" title="" id="53" name="Picture"/>
             <a:graphic>
               <a:graphicData uri="http://schemas.openxmlformats.org/drawingml/2006/picture">
                 <pic:pic>
                   <pic:nvPicPr>
-                    <pic:cNvPr descr="images/9.png" id="65" name="Picture"/>
+                    <pic:cNvPr descr="images/9.png" id="54" name="Picture"/>
                     <pic:cNvPicPr>
                       <a:picLocks noChangeArrowheads="1" noChangeAspect="1"/>
                     </pic:cNvPicPr>
                   </pic:nvPicPr>
                   <pic:blipFill>
-                    <a:blip r:embed="rId63"/>
+                    <a:blip r:embed="rId52"/>
                     <a:stretch>
                       <a:fillRect/>
                     </a:stretch>
@@ -1854,45 +1809,27 @@
         <w:pStyle w:val="ImageCaption"/>
       </w:pPr>
       <w:r>
-        <w:t xml:space="preserve">Рис. 9: Просмотр домашнего каталога в подробном формате с отображением владельца</w:t>
-      </w:r>
-    </w:p>
-    <w:bookmarkEnd w:id="66"/>
-    <w:bookmarkEnd w:id="67"/>
-    <w:bookmarkEnd w:id="68"/>
-    <w:bookmarkStart w:id="99" w:name="создание-и-удаление-каталогов"/>
+        <w:t xml:space="preserve">Просмотр домашнего каталога в подробном формате с отображением владельца</w:t>
+      </w:r>
+    </w:p>
+    <w:bookmarkEnd w:id="55"/>
+    <w:bookmarkEnd w:id="56"/>
+    <w:bookmarkEnd w:id="57"/>
+    <w:bookmarkStart w:id="88" w:name="создание-и-удаление-каталогов"/>
     <w:p>
       <w:pPr>
         <w:pStyle w:val="Heading2"/>
       </w:pPr>
       <w:r>
-        <w:rPr>
-          <w:rStyle w:val="SectionNumber"/>
-        </w:rPr>
-        <w:t xml:space="preserve">4.2</w:t>
-      </w:r>
-      <w:r>
-        <w:tab/>
-      </w:r>
-      <w:r>
         <w:t xml:space="preserve">Создание и удаление каталогов</w:t>
       </w:r>
     </w:p>
-    <w:bookmarkStart w:id="73" w:name="создание-каталога-newdir"/>
+    <w:bookmarkStart w:id="62" w:name="создание-каталога-newdir"/>
     <w:p>
       <w:pPr>
         <w:pStyle w:val="Heading3"/>
       </w:pPr>
       <w:r>
-        <w:rPr>
-          <w:rStyle w:val="SectionNumber"/>
-        </w:rPr>
-        <w:t xml:space="preserve">4.2.1</w:t>
-      </w:r>
-      <w:r>
-        <w:tab/>
-      </w:r>
-      <w:r>
         <w:t xml:space="preserve">Создание каталога newdir</w:t>
       </w:r>
     </w:p>
@@ -1943,7 +1880,16 @@
         <w:t xml:space="preserve"> </w:t>
       </w:r>
       <w:r>
-        <w:t xml:space="preserve">(рис. 10).</w:t>
+        <w:t xml:space="preserve">(рис.</w:t>
+      </w:r>
+      <w:r>
+        <w:t xml:space="preserve"> </w:t>
+      </w:r>
+      <w:r>
+        <w:t xml:space="preserve">@fig:010</w:t>
+      </w:r>
+      <w:r>
+        <w:t xml:space="preserve">).</w:t>
       </w:r>
     </w:p>
     <w:p>
@@ -1972,7 +1918,7 @@
         <w:t xml:space="preserve">ls</w:t>
       </w:r>
     </w:p>
-    <w:bookmarkStart w:id="72" w:name="fig:010"/>
+    <w:bookmarkStart w:id="61" w:name="fig:010"/>
     <w:p>
       <w:pPr>
         <w:pStyle w:val="CaptionedFigure"/>
@@ -1982,18 +1928,18 @@
           <wp:inline>
             <wp:extent cx="3733800" cy="318198"/>
             <wp:effectExtent b="0" l="0" r="0" t="0"/>
-            <wp:docPr descr="Рис. 10: Создание каталога newdir и проверка его наличия" title="" id="70" name="Picture"/>
+            <wp:docPr descr="Создание каталога newdir и проверка его наличия" title="" id="59" name="Picture"/>
             <a:graphic>
               <a:graphicData uri="http://schemas.openxmlformats.org/drawingml/2006/picture">
                 <pic:pic>
                   <pic:nvPicPr>
-                    <pic:cNvPr descr="images/10.png" id="71" name="Picture"/>
+                    <pic:cNvPr descr="images/10.png" id="60" name="Picture"/>
                     <pic:cNvPicPr>
                       <a:picLocks noChangeArrowheads="1" noChangeAspect="1"/>
                     </pic:cNvPicPr>
                   </pic:nvPicPr>
                   <pic:blipFill>
-                    <a:blip r:embed="rId69"/>
+                    <a:blip r:embed="rId58"/>
                     <a:stretch>
                       <a:fillRect/>
                     </a:stretch>
@@ -2025,26 +1971,17 @@
         <w:pStyle w:val="ImageCaption"/>
       </w:pPr>
       <w:r>
-        <w:t xml:space="preserve">Рис. 10: Создание каталога newdir и проверка его наличия</w:t>
-      </w:r>
-    </w:p>
-    <w:bookmarkEnd w:id="72"/>
-    <w:bookmarkEnd w:id="73"/>
-    <w:bookmarkStart w:id="78" w:name="создание-вложенной-директории-morefun"/>
+        <w:t xml:space="preserve">Создание каталога newdir и проверка его наличия</w:t>
+      </w:r>
+    </w:p>
+    <w:bookmarkEnd w:id="61"/>
+    <w:bookmarkEnd w:id="62"/>
+    <w:bookmarkStart w:id="67" w:name="создание-вложенной-директории-morefun"/>
     <w:p>
       <w:pPr>
         <w:pStyle w:val="Heading3"/>
       </w:pPr>
       <w:r>
-        <w:rPr>
-          <w:rStyle w:val="SectionNumber"/>
-        </w:rPr>
-        <w:t xml:space="preserve">4.2.2</w:t>
-      </w:r>
-      <w:r>
-        <w:tab/>
-      </w:r>
-      <w:r>
         <w:t xml:space="preserve">Создание вложенной директории morefun</w:t>
       </w:r>
     </w:p>
@@ -2083,7 +2020,16 @@
         <w:t xml:space="preserve"> </w:t>
       </w:r>
       <w:r>
-        <w:t xml:space="preserve">(рис. 11).</w:t>
+        <w:t xml:space="preserve">(рис.</w:t>
+      </w:r>
+      <w:r>
+        <w:t xml:space="preserve"> </w:t>
+      </w:r>
+      <w:r>
+        <w:t xml:space="preserve">@fig:011</w:t>
+      </w:r>
+      <w:r>
+        <w:t xml:space="preserve">).</w:t>
       </w:r>
     </w:p>
     <w:p>
@@ -2118,7 +2064,7 @@
         <w:t xml:space="preserve"> morefun</w:t>
       </w:r>
     </w:p>
-    <w:bookmarkStart w:id="77" w:name="fig:011"/>
+    <w:bookmarkStart w:id="66" w:name="fig:011"/>
     <w:p>
       <w:pPr>
         <w:pStyle w:val="CaptionedFigure"/>
@@ -2128,18 +2074,18 @@
           <wp:inline>
             <wp:extent cx="3733800" cy="393646"/>
             <wp:effectExtent b="0" l="0" r="0" t="0"/>
-            <wp:docPr descr="Рис. 11: Создание вложенной директории morefun" title="" id="75" name="Picture"/>
+            <wp:docPr descr="Создание вложенной директории morefun" title="" id="64" name="Picture"/>
             <a:graphic>
               <a:graphicData uri="http://schemas.openxmlformats.org/drawingml/2006/picture">
                 <pic:pic>
                   <pic:nvPicPr>
-                    <pic:cNvPr descr="images/11.png" id="76" name="Picture"/>
+                    <pic:cNvPr descr="images/11.png" id="65" name="Picture"/>
                     <pic:cNvPicPr>
                       <a:picLocks noChangeArrowheads="1" noChangeAspect="1"/>
                     </pic:cNvPicPr>
                   </pic:nvPicPr>
                   <pic:blipFill>
-                    <a:blip r:embed="rId74"/>
+                    <a:blip r:embed="rId63"/>
                     <a:stretch>
                       <a:fillRect/>
                     </a:stretch>
@@ -2171,26 +2117,17 @@
         <w:pStyle w:val="ImageCaption"/>
       </w:pPr>
       <w:r>
-        <w:t xml:space="preserve">Рис. 11: Создание вложенной директории morefun</w:t>
-      </w:r>
-    </w:p>
-    <w:bookmarkEnd w:id="77"/>
-    <w:bookmarkEnd w:id="78"/>
-    <w:bookmarkStart w:id="83" w:name="массовое-создание-каталогов"/>
+        <w:t xml:space="preserve">Создание вложенной директории morefun</w:t>
+      </w:r>
+    </w:p>
+    <w:bookmarkEnd w:id="66"/>
+    <w:bookmarkEnd w:id="67"/>
+    <w:bookmarkStart w:id="72" w:name="массовое-создание-каталогов"/>
     <w:p>
       <w:pPr>
         <w:pStyle w:val="Heading3"/>
       </w:pPr>
       <w:r>
-        <w:rPr>
-          <w:rStyle w:val="SectionNumber"/>
-        </w:rPr>
-        <w:t xml:space="preserve">4.2.3</w:t>
-      </w:r>
-      <w:r>
-        <w:tab/>
-      </w:r>
-      <w:r>
         <w:t xml:space="preserve">Массовое создание каталогов</w:t>
       </w:r>
     </w:p>
@@ -2238,7 +2175,16 @@
         <w:t xml:space="preserve"> </w:t>
       </w:r>
       <w:r>
-        <w:t xml:space="preserve">(рис. 12).</w:t>
+        <w:t xml:space="preserve">(рис.</w:t>
+      </w:r>
+      <w:r>
+        <w:t xml:space="preserve"> </w:t>
+      </w:r>
+      <w:r>
+        <w:t xml:space="preserve">@fig:012</w:t>
+      </w:r>
+      <w:r>
+        <w:t xml:space="preserve">).</w:t>
       </w:r>
     </w:p>
     <w:p>
@@ -2258,7 +2204,7 @@
         <w:t xml:space="preserve"> letters memos misk</w:t>
       </w:r>
     </w:p>
-    <w:bookmarkStart w:id="82" w:name="fig:012"/>
+    <w:bookmarkStart w:id="71" w:name="fig:012"/>
     <w:p>
       <w:pPr>
         <w:pStyle w:val="CaptionedFigure"/>
@@ -2268,18 +2214,18 @@
           <wp:inline>
             <wp:extent cx="3733800" cy="271608"/>
             <wp:effectExtent b="0" l="0" r="0" t="0"/>
-            <wp:docPr descr="Рис. 12: Создание трёх каталогов одной командой" title="" id="80" name="Picture"/>
+            <wp:docPr descr="Создание трёх каталогов одной командой" title="" id="69" name="Picture"/>
             <a:graphic>
               <a:graphicData uri="http://schemas.openxmlformats.org/drawingml/2006/picture">
                 <pic:pic>
                   <pic:nvPicPr>
-                    <pic:cNvPr descr="images/12.png" id="81" name="Picture"/>
+                    <pic:cNvPr descr="images/12.png" id="70" name="Picture"/>
                     <pic:cNvPicPr>
                       <a:picLocks noChangeArrowheads="1" noChangeAspect="1"/>
                     </pic:cNvPicPr>
                   </pic:nvPicPr>
                   <pic:blipFill>
-                    <a:blip r:embed="rId79"/>
+                    <a:blip r:embed="rId68"/>
                     <a:stretch>
                       <a:fillRect/>
                     </a:stretch>
@@ -2311,26 +2257,17 @@
         <w:pStyle w:val="ImageCaption"/>
       </w:pPr>
       <w:r>
-        <w:t xml:space="preserve">Рис. 12: Создание трёх каталогов одной командой</w:t>
-      </w:r>
-    </w:p>
-    <w:bookmarkEnd w:id="82"/>
-    <w:bookmarkEnd w:id="83"/>
-    <w:bookmarkStart w:id="88" w:name="рекурсивное-удаление-каталогов"/>
+        <w:t xml:space="preserve">Создание трёх каталогов одной командой</w:t>
+      </w:r>
+    </w:p>
+    <w:bookmarkEnd w:id="71"/>
+    <w:bookmarkEnd w:id="72"/>
+    <w:bookmarkStart w:id="77" w:name="рекурсивное-удаление-каталогов"/>
     <w:p>
       <w:pPr>
         <w:pStyle w:val="Heading3"/>
       </w:pPr>
       <w:r>
-        <w:rPr>
-          <w:rStyle w:val="SectionNumber"/>
-        </w:rPr>
-        <w:t xml:space="preserve">4.2.4</w:t>
-      </w:r>
-      <w:r>
-        <w:tab/>
-      </w:r>
-      <w:r>
         <w:t xml:space="preserve">Рекурсивное удаление каталогов</w:t>
       </w:r>
     </w:p>
@@ -2396,7 +2333,16 @@
         <w:t xml:space="preserve"> </w:t>
       </w:r>
       <w:r>
-        <w:t xml:space="preserve">(рис. 13).</w:t>
+        <w:t xml:space="preserve">(рис.</w:t>
+      </w:r>
+      <w:r>
+        <w:t xml:space="preserve"> </w:t>
+      </w:r>
+      <w:r>
+        <w:t xml:space="preserve">@fig:013</w:t>
+      </w:r>
+      <w:r>
+        <w:t xml:space="preserve">).</w:t>
       </w:r>
     </w:p>
     <w:p>
@@ -2428,7 +2374,7 @@
         <w:t xml:space="preserve"> letters memos misk</w:t>
       </w:r>
     </w:p>
-    <w:bookmarkStart w:id="87" w:name="fig:013"/>
+    <w:bookmarkStart w:id="76" w:name="fig:013"/>
     <w:p>
       <w:pPr>
         <w:pStyle w:val="CaptionedFigure"/>
@@ -2438,18 +2384,18 @@
           <wp:inline>
             <wp:extent cx="3733800" cy="343195"/>
             <wp:effectExtent b="0" l="0" r="0" t="0"/>
-            <wp:docPr descr="Рис. 13: Рекурсивное удаление трёх каталогов" title="" id="85" name="Picture"/>
+            <wp:docPr descr="Рекурсивное удаление трёх каталогов" title="" id="74" name="Picture"/>
             <a:graphic>
               <a:graphicData uri="http://schemas.openxmlformats.org/drawingml/2006/picture">
                 <pic:pic>
                   <pic:nvPicPr>
-                    <pic:cNvPr descr="images/13.png" id="86" name="Picture"/>
+                    <pic:cNvPr descr="images/13.png" id="75" name="Picture"/>
                     <pic:cNvPicPr>
                       <a:picLocks noChangeArrowheads="1" noChangeAspect="1"/>
                     </pic:cNvPicPr>
                   </pic:nvPicPr>
                   <pic:blipFill>
-                    <a:blip r:embed="rId84"/>
+                    <a:blip r:embed="rId73"/>
                     <a:stretch>
                       <a:fillRect/>
                     </a:stretch>
@@ -2481,26 +2427,17 @@
         <w:pStyle w:val="ImageCaption"/>
       </w:pPr>
       <w:r>
-        <w:t xml:space="preserve">Рис. 13: Рекурсивное удаление трёх каталогов</w:t>
-      </w:r>
-    </w:p>
-    <w:bookmarkEnd w:id="87"/>
-    <w:bookmarkEnd w:id="88"/>
-    <w:bookmarkStart w:id="93" w:name="попытка-удаления-каталога-без-флагов"/>
+        <w:t xml:space="preserve">Рекурсивное удаление трёх каталогов</w:t>
+      </w:r>
+    </w:p>
+    <w:bookmarkEnd w:id="76"/>
+    <w:bookmarkEnd w:id="77"/>
+    <w:bookmarkStart w:id="82" w:name="попытка-удаления-каталога-без-флагов"/>
     <w:p>
       <w:pPr>
         <w:pStyle w:val="Heading3"/>
       </w:pPr>
       <w:r>
-        <w:rPr>
-          <w:rStyle w:val="SectionNumber"/>
-        </w:rPr>
-        <w:t xml:space="preserve">4.2.5</w:t>
-      </w:r>
-      <w:r>
-        <w:tab/>
-      </w:r>
-      <w:r>
         <w:t xml:space="preserve">Попытка удаления каталога без флагов</w:t>
       </w:r>
     </w:p>
@@ -2554,7 +2491,16 @@
         <w:t xml:space="preserve"> </w:t>
       </w:r>
       <w:r>
-        <w:t xml:space="preserve">— каталог удалён не был (рис. 14).</w:t>
+        <w:t xml:space="preserve">— каталог удалён не был (рис.</w:t>
+      </w:r>
+      <w:r>
+        <w:t xml:space="preserve"> </w:t>
+      </w:r>
+      <w:r>
+        <w:t xml:space="preserve">@fig:014</w:t>
+      </w:r>
+      <w:r>
+        <w:t xml:space="preserve">).</w:t>
       </w:r>
     </w:p>
     <w:p>
@@ -2574,7 +2520,7 @@
         <w:t xml:space="preserve"> newdir</w:t>
       </w:r>
     </w:p>
-    <w:bookmarkStart w:id="92" w:name="fig:014"/>
+    <w:bookmarkStart w:id="81" w:name="fig:014"/>
     <w:p>
       <w:pPr>
         <w:pStyle w:val="CaptionedFigure"/>
@@ -2584,18 +2530,18 @@
           <wp:inline>
             <wp:extent cx="3733800" cy="340087"/>
             <wp:effectExtent b="0" l="0" r="0" t="0"/>
-            <wp:docPr descr="Рис. 14: Ошибка при попытке удалить каталог без флагов" title="" id="90" name="Picture"/>
+            <wp:docPr descr="Ошибка при попытке удалить каталог без флагов" title="" id="79" name="Picture"/>
             <a:graphic>
               <a:graphicData uri="http://schemas.openxmlformats.org/drawingml/2006/picture">
                 <pic:pic>
                   <pic:nvPicPr>
-                    <pic:cNvPr descr="images/14.png" id="91" name="Picture"/>
+                    <pic:cNvPr descr="images/14.png" id="80" name="Picture"/>
                     <pic:cNvPicPr>
                       <a:picLocks noChangeArrowheads="1" noChangeAspect="1"/>
                     </pic:cNvPicPr>
                   </pic:nvPicPr>
                   <pic:blipFill>
-                    <a:blip r:embed="rId89"/>
+                    <a:blip r:embed="rId78"/>
                     <a:stretch>
                       <a:fillRect/>
                     </a:stretch>
@@ -2627,26 +2573,17 @@
         <w:pStyle w:val="ImageCaption"/>
       </w:pPr>
       <w:r>
-        <w:t xml:space="preserve">Рис. 14: Ошибка при попытке удалить каталог без флагов</w:t>
-      </w:r>
-    </w:p>
-    <w:bookmarkEnd w:id="92"/>
-    <w:bookmarkEnd w:id="93"/>
-    <w:bookmarkStart w:id="98" w:name="удаление-поддиректории-morefun"/>
+        <w:t xml:space="preserve">Ошибка при попытке удалить каталог без флагов</w:t>
+      </w:r>
+    </w:p>
+    <w:bookmarkEnd w:id="81"/>
+    <w:bookmarkEnd w:id="82"/>
+    <w:bookmarkStart w:id="87" w:name="удаление-поддиректории-morefun"/>
     <w:p>
       <w:pPr>
         <w:pStyle w:val="Heading3"/>
       </w:pPr>
       <w:r>
-        <w:rPr>
-          <w:rStyle w:val="SectionNumber"/>
-        </w:rPr>
-        <w:t xml:space="preserve">4.2.6</w:t>
-      </w:r>
-      <w:r>
-        <w:tab/>
-      </w:r>
-      <w:r>
         <w:t xml:space="preserve">Удаление поддиректории morefun</w:t>
       </w:r>
     </w:p>
@@ -2679,7 +2616,16 @@
         <w:t xml:space="preserve">newdir</w:t>
       </w:r>
       <w:r>
-        <w:t xml:space="preserve">, путём указания относительного пути (рис. 15).</w:t>
+        <w:t xml:space="preserve">, путём указания относительного пути (рис.</w:t>
+      </w:r>
+      <w:r>
+        <w:t xml:space="preserve"> </w:t>
+      </w:r>
+      <w:r>
+        <w:t xml:space="preserve">@fig:015</w:t>
+      </w:r>
+      <w:r>
+        <w:t xml:space="preserve">).</w:t>
       </w:r>
     </w:p>
     <w:p>
@@ -2711,7 +2657,7 @@
         <w:t xml:space="preserve"> newdir/morefun</w:t>
       </w:r>
     </w:p>
-    <w:bookmarkStart w:id="97" w:name="fig:015"/>
+    <w:bookmarkStart w:id="86" w:name="fig:015"/>
     <w:p>
       <w:pPr>
         <w:pStyle w:val="CaptionedFigure"/>
@@ -2721,18 +2667,18 @@
           <wp:inline>
             <wp:extent cx="3733800" cy="310621"/>
             <wp:effectExtent b="0" l="0" r="0" t="0"/>
-            <wp:docPr descr="Рис. 15: Удаление поддиректории morefun" title="" id="95" name="Picture"/>
+            <wp:docPr descr="Удаление поддиректории morefun" title="" id="84" name="Picture"/>
             <a:graphic>
               <a:graphicData uri="http://schemas.openxmlformats.org/drawingml/2006/picture">
                 <pic:pic>
                   <pic:nvPicPr>
-                    <pic:cNvPr descr="images/15.png" id="96" name="Picture"/>
+                    <pic:cNvPr descr="images/15.png" id="85" name="Picture"/>
                     <pic:cNvPicPr>
                       <a:picLocks noChangeArrowheads="1" noChangeAspect="1"/>
                     </pic:cNvPicPr>
                   </pic:nvPicPr>
                   <pic:blipFill>
-                    <a:blip r:embed="rId94"/>
+                    <a:blip r:embed="rId83"/>
                     <a:stretch>
                       <a:fillRect/>
                     </a:stretch>
@@ -2764,45 +2710,27 @@
         <w:pStyle w:val="ImageCaption"/>
       </w:pPr>
       <w:r>
-        <w:t xml:space="preserve">Рис. 15: Удаление поддиректории morefun</w:t>
-      </w:r>
-    </w:p>
-    <w:bookmarkEnd w:id="97"/>
-    <w:bookmarkEnd w:id="98"/>
-    <w:bookmarkEnd w:id="99"/>
-    <w:bookmarkStart w:id="110" w:name="просмотр-содержимого-каталогов-с-опциями"/>
+        <w:t xml:space="preserve">Удаление поддиректории morefun</w:t>
+      </w:r>
+    </w:p>
+    <w:bookmarkEnd w:id="86"/>
+    <w:bookmarkEnd w:id="87"/>
+    <w:bookmarkEnd w:id="88"/>
+    <w:bookmarkStart w:id="99" w:name="просмотр-содержимого-каталогов-с-опциями"/>
     <w:p>
       <w:pPr>
         <w:pStyle w:val="Heading2"/>
       </w:pPr>
       <w:r>
-        <w:rPr>
-          <w:rStyle w:val="SectionNumber"/>
-        </w:rPr>
-        <w:t xml:space="preserve">4.3</w:t>
-      </w:r>
-      <w:r>
-        <w:tab/>
-      </w:r>
-      <w:r>
         <w:t xml:space="preserve">Просмотр содержимого каталогов с опциями</w:t>
       </w:r>
     </w:p>
-    <w:bookmarkStart w:id="104" w:name="рекурсивный-просмотр-структуры-каталогов"/>
+    <w:bookmarkStart w:id="93" w:name="рекурсивный-просмотр-структуры-каталогов"/>
     <w:p>
       <w:pPr>
         <w:pStyle w:val="Heading3"/>
       </w:pPr>
       <w:r>
-        <w:rPr>
-          <w:rStyle w:val="SectionNumber"/>
-        </w:rPr>
-        <w:t xml:space="preserve">4.3.1</w:t>
-      </w:r>
-      <w:r>
-        <w:tab/>
-      </w:r>
-      <w:r>
         <w:t xml:space="preserve">Рекурсивный просмотр структуры каталогов</w:t>
       </w:r>
     </w:p>
@@ -2841,7 +2769,16 @@
         <w:t xml:space="preserve"> </w:t>
       </w:r>
       <w:r>
-        <w:t xml:space="preserve">выведено содержимое текущего каталога и всех его вложенных подкаталогов (рис. 16).</w:t>
+        <w:t xml:space="preserve">выведено содержимое текущего каталога и всех его вложенных подкаталогов (рис.</w:t>
+      </w:r>
+      <w:r>
+        <w:t xml:space="preserve"> </w:t>
+      </w:r>
+      <w:r>
+        <w:t xml:space="preserve">@fig:016</w:t>
+      </w:r>
+      <w:r>
+        <w:t xml:space="preserve">).</w:t>
       </w:r>
     </w:p>
     <w:p>
@@ -2867,7 +2804,7 @@
         <w:t xml:space="preserve">-R</w:t>
       </w:r>
     </w:p>
-    <w:bookmarkStart w:id="103" w:name="fig:016"/>
+    <w:bookmarkStart w:id="92" w:name="fig:016"/>
     <w:p>
       <w:pPr>
         <w:pStyle w:val="CaptionedFigure"/>
@@ -2877,18 +2814,18 @@
           <wp:inline>
             <wp:extent cx="3733800" cy="810357"/>
             <wp:effectExtent b="0" l="0" r="0" t="0"/>
-            <wp:docPr descr="Рис. 16: Рекурсивный просмотр структуры каталогов" title="" id="101" name="Picture"/>
+            <wp:docPr descr="Рекурсивный просмотр структуры каталогов" title="" id="90" name="Picture"/>
             <a:graphic>
               <a:graphicData uri="http://schemas.openxmlformats.org/drawingml/2006/picture">
                 <pic:pic>
                   <pic:nvPicPr>
-                    <pic:cNvPr descr="images/16.png" id="102" name="Picture"/>
+                    <pic:cNvPr descr="images/16.png" id="91" name="Picture"/>
                     <pic:cNvPicPr>
                       <a:picLocks noChangeArrowheads="1" noChangeAspect="1"/>
                     </pic:cNvPicPr>
                   </pic:nvPicPr>
                   <pic:blipFill>
-                    <a:blip r:embed="rId100"/>
+                    <a:blip r:embed="rId89"/>
                     <a:stretch>
                       <a:fillRect/>
                     </a:stretch>
@@ -2920,26 +2857,17 @@
         <w:pStyle w:val="ImageCaption"/>
       </w:pPr>
       <w:r>
-        <w:t xml:space="preserve">Рис. 16: Рекурсивный просмотр структуры каталогов</w:t>
-      </w:r>
-    </w:p>
-    <w:bookmarkEnd w:id="103"/>
-    <w:bookmarkEnd w:id="104"/>
-    <w:bookmarkStart w:id="109" w:name="сортировка-файлов-по-времени-изменения"/>
+        <w:t xml:space="preserve">Рекурсивный просмотр структуры каталогов</w:t>
+      </w:r>
+    </w:p>
+    <w:bookmarkEnd w:id="92"/>
+    <w:bookmarkEnd w:id="93"/>
+    <w:bookmarkStart w:id="98" w:name="сортировка-файлов-по-времени-изменения"/>
     <w:p>
       <w:pPr>
         <w:pStyle w:val="Heading3"/>
       </w:pPr>
       <w:r>
-        <w:rPr>
-          <w:rStyle w:val="SectionNumber"/>
-        </w:rPr>
-        <w:t xml:space="preserve">4.3.2</w:t>
-      </w:r>
-      <w:r>
-        <w:tab/>
-      </w:r>
-      <w:r>
         <w:t xml:space="preserve">Сортировка файлов по времени изменения</w:t>
       </w:r>
     </w:p>
@@ -2963,7 +2891,16 @@
         <w:t xml:space="preserve"> </w:t>
       </w:r>
       <w:r>
-        <w:t xml:space="preserve">для вывода подробного списка файлов, отсортированных по времени последнего изменения (рис. 17).</w:t>
+        <w:t xml:space="preserve">для вывода подробного списка файлов, отсортированных по времени последнего изменения (рис.</w:t>
+      </w:r>
+      <w:r>
+        <w:t xml:space="preserve"> </w:t>
+      </w:r>
+      <w:r>
+        <w:t xml:space="preserve">@fig:017</w:t>
+      </w:r>
+      <w:r>
+        <w:t xml:space="preserve">).</w:t>
       </w:r>
     </w:p>
     <w:p>
@@ -2989,7 +2926,7 @@
         <w:t xml:space="preserve">-lt</w:t>
       </w:r>
     </w:p>
-    <w:bookmarkStart w:id="108" w:name="fig:017"/>
+    <w:bookmarkStart w:id="97" w:name="fig:017"/>
     <w:p>
       <w:pPr>
         <w:pStyle w:val="CaptionedFigure"/>
@@ -2999,18 +2936,18 @@
           <wp:inline>
             <wp:extent cx="3733800" cy="808551"/>
             <wp:effectExtent b="0" l="0" r="0" t="0"/>
-            <wp:docPr descr="Рис. 17: Подробный список файлов с сортировкой по времени изменения" title="" id="106" name="Picture"/>
+            <wp:docPr descr="Подробный список файлов с сортировкой по времени изменения" title="" id="95" name="Picture"/>
             <a:graphic>
               <a:graphicData uri="http://schemas.openxmlformats.org/drawingml/2006/picture">
                 <pic:pic>
                   <pic:nvPicPr>
-                    <pic:cNvPr descr="images/17.png" id="107" name="Picture"/>
+                    <pic:cNvPr descr="images/17.png" id="96" name="Picture"/>
                     <pic:cNvPicPr>
                       <a:picLocks noChangeArrowheads="1" noChangeAspect="1"/>
                     </pic:cNvPicPr>
                   </pic:nvPicPr>
                   <pic:blipFill>
-                    <a:blip r:embed="rId105"/>
+                    <a:blip r:embed="rId94"/>
                     <a:stretch>
                       <a:fillRect/>
                     </a:stretch>
@@ -3042,45 +2979,27 @@
         <w:pStyle w:val="ImageCaption"/>
       </w:pPr>
       <w:r>
-        <w:t xml:space="preserve">Рис. 17: Подробный список файлов с сортировкой по времени изменения</w:t>
-      </w:r>
-    </w:p>
-    <w:bookmarkEnd w:id="108"/>
-    <w:bookmarkEnd w:id="109"/>
-    <w:bookmarkEnd w:id="110"/>
-    <w:bookmarkStart w:id="136" w:name="просмотр-справочных-страниц-команд"/>
+        <w:t xml:space="preserve">Подробный список файлов с сортировкой по времени изменения</w:t>
+      </w:r>
+    </w:p>
+    <w:bookmarkEnd w:id="97"/>
+    <w:bookmarkEnd w:id="98"/>
+    <w:bookmarkEnd w:id="99"/>
+    <w:bookmarkStart w:id="125" w:name="просмотр-справочных-страниц-команд"/>
     <w:p>
       <w:pPr>
         <w:pStyle w:val="Heading2"/>
       </w:pPr>
       <w:r>
-        <w:rPr>
-          <w:rStyle w:val="SectionNumber"/>
-        </w:rPr>
-        <w:t xml:space="preserve">4.4</w:t>
-      </w:r>
-      <w:r>
-        <w:tab/>
-      </w:r>
-      <w:r>
         <w:t xml:space="preserve">Просмотр справочных страниц команд</w:t>
       </w:r>
     </w:p>
-    <w:bookmarkStart w:id="115" w:name="справка-по-команде-cd"/>
+    <w:bookmarkStart w:id="104" w:name="справка-по-команде-cd"/>
     <w:p>
       <w:pPr>
         <w:pStyle w:val="Heading3"/>
       </w:pPr>
       <w:r>
-        <w:rPr>
-          <w:rStyle w:val="SectionNumber"/>
-        </w:rPr>
-        <w:t xml:space="preserve">4.4.1</w:t>
-      </w:r>
-      <w:r>
-        <w:tab/>
-      </w:r>
-      <w:r>
         <w:t xml:space="preserve">Справка по команде cd</w:t>
       </w:r>
     </w:p>
@@ -3134,7 +3053,16 @@
         <w:t xml:space="preserve"> </w:t>
       </w:r>
       <w:r>
-        <w:t xml:space="preserve">(рис. 18).</w:t>
+        <w:t xml:space="preserve">(рис.</w:t>
+      </w:r>
+      <w:r>
+        <w:t xml:space="preserve"> </w:t>
+      </w:r>
+      <w:r>
+        <w:t xml:space="preserve">@fig:018</w:t>
+      </w:r>
+      <w:r>
+        <w:t xml:space="preserve">).</w:t>
       </w:r>
     </w:p>
     <w:p>
@@ -3154,7 +3082,7 @@
         <w:t xml:space="preserve"> cd</w:t>
       </w:r>
     </w:p>
-    <w:bookmarkStart w:id="114" w:name="fig:018"/>
+    <w:bookmarkStart w:id="103" w:name="fig:018"/>
     <w:p>
       <w:pPr>
         <w:pStyle w:val="CaptionedFigure"/>
@@ -3164,18 +3092,18 @@
           <wp:inline>
             <wp:extent cx="3733800" cy="1147517"/>
             <wp:effectExtent b="0" l="0" r="0" t="0"/>
-            <wp:docPr descr="Рис. 18: Просмотр справочной страницы команды cd" title="" id="112" name="Picture"/>
+            <wp:docPr descr="Просмотр справочной страницы команды cd" title="" id="101" name="Picture"/>
             <a:graphic>
               <a:graphicData uri="http://schemas.openxmlformats.org/drawingml/2006/picture">
                 <pic:pic>
                   <pic:nvPicPr>
-                    <pic:cNvPr descr="images/18.png" id="113" name="Picture"/>
+                    <pic:cNvPr descr="images/18.png" id="102" name="Picture"/>
                     <pic:cNvPicPr>
                       <a:picLocks noChangeArrowheads="1" noChangeAspect="1"/>
                     </pic:cNvPicPr>
                   </pic:nvPicPr>
                   <pic:blipFill>
-                    <a:blip r:embed="rId111"/>
+                    <a:blip r:embed="rId100"/>
                     <a:stretch>
                       <a:fillRect/>
                     </a:stretch>
@@ -3207,26 +3135,17 @@
         <w:pStyle w:val="ImageCaption"/>
       </w:pPr>
       <w:r>
-        <w:t xml:space="preserve">Рис. 18: Просмотр справочной страницы команды cd</w:t>
-      </w:r>
-    </w:p>
-    <w:bookmarkEnd w:id="114"/>
-    <w:bookmarkEnd w:id="115"/>
-    <w:bookmarkStart w:id="120" w:name="справка-по-команде-pwd"/>
+        <w:t xml:space="preserve">Просмотр справочной страницы команды cd</w:t>
+      </w:r>
+    </w:p>
+    <w:bookmarkEnd w:id="103"/>
+    <w:bookmarkEnd w:id="104"/>
+    <w:bookmarkStart w:id="109" w:name="справка-по-команде-pwd"/>
     <w:p>
       <w:pPr>
         <w:pStyle w:val="Heading3"/>
       </w:pPr>
       <w:r>
-        <w:rPr>
-          <w:rStyle w:val="SectionNumber"/>
-        </w:rPr>
-        <w:t xml:space="preserve">4.4.2</w:t>
-      </w:r>
-      <w:r>
-        <w:tab/>
-      </w:r>
-      <w:r>
         <w:t xml:space="preserve">Справка по команде pwd</w:t>
       </w:r>
     </w:p>
@@ -3247,7 +3166,16 @@
         <w:t xml:space="preserve">pwd</w:t>
       </w:r>
       <w:r>
-        <w:t xml:space="preserve">, предназначенной для отображения полного пути текущего каталога (рис. 19).</w:t>
+        <w:t xml:space="preserve">, предназначенной для отображения полного пути текущего каталога (рис.</w:t>
+      </w:r>
+      <w:r>
+        <w:t xml:space="preserve"> </w:t>
+      </w:r>
+      <w:r>
+        <w:t xml:space="preserve">@fig:019</w:t>
+      </w:r>
+      <w:r>
+        <w:t xml:space="preserve">).</w:t>
       </w:r>
     </w:p>
     <w:p>
@@ -3267,7 +3195,7 @@
         <w:t xml:space="preserve"> pwd</w:t>
       </w:r>
     </w:p>
-    <w:bookmarkStart w:id="119" w:name="fig:019"/>
+    <w:bookmarkStart w:id="108" w:name="fig:019"/>
     <w:p>
       <w:pPr>
         <w:pStyle w:val="CaptionedFigure"/>
@@ -3277,18 +3205,18 @@
           <wp:inline>
             <wp:extent cx="3733800" cy="897043"/>
             <wp:effectExtent b="0" l="0" r="0" t="0"/>
-            <wp:docPr descr="Рис. 19: Просмотр справочной страницы команды pwd" title="" id="117" name="Picture"/>
+            <wp:docPr descr="Просмотр справочной страницы команды pwd" title="" id="106" name="Picture"/>
             <a:graphic>
               <a:graphicData uri="http://schemas.openxmlformats.org/drawingml/2006/picture">
                 <pic:pic>
                   <pic:nvPicPr>
-                    <pic:cNvPr descr="images/19.png" id="118" name="Picture"/>
+                    <pic:cNvPr descr="images/19.png" id="107" name="Picture"/>
                     <pic:cNvPicPr>
                       <a:picLocks noChangeArrowheads="1" noChangeAspect="1"/>
                     </pic:cNvPicPr>
                   </pic:nvPicPr>
                   <pic:blipFill>
-                    <a:blip r:embed="rId116"/>
+                    <a:blip r:embed="rId105"/>
                     <a:stretch>
                       <a:fillRect/>
                     </a:stretch>
@@ -3320,26 +3248,17 @@
         <w:pStyle w:val="ImageCaption"/>
       </w:pPr>
       <w:r>
-        <w:t xml:space="preserve">Рис. 19: Просмотр справочной страницы команды pwd</w:t>
-      </w:r>
-    </w:p>
-    <w:bookmarkEnd w:id="119"/>
-    <w:bookmarkEnd w:id="120"/>
-    <w:bookmarkStart w:id="125" w:name="справка-по-команде-mkdir"/>
+        <w:t xml:space="preserve">Просмотр справочной страницы команды pwd</w:t>
+      </w:r>
+    </w:p>
+    <w:bookmarkEnd w:id="108"/>
+    <w:bookmarkEnd w:id="109"/>
+    <w:bookmarkStart w:id="114" w:name="справка-по-команде-mkdir"/>
     <w:p>
       <w:pPr>
         <w:pStyle w:val="Heading3"/>
       </w:pPr>
       <w:r>
-        <w:rPr>
-          <w:rStyle w:val="SectionNumber"/>
-        </w:rPr>
-        <w:t xml:space="preserve">4.4.3</w:t>
-      </w:r>
-      <w:r>
-        <w:tab/>
-      </w:r>
-      <w:r>
         <w:t xml:space="preserve">Справка по команде mkdir</w:t>
       </w:r>
     </w:p>
@@ -3360,7 +3279,16 @@
         <w:t xml:space="preserve">mkdir</w:t>
       </w:r>
       <w:r>
-        <w:t xml:space="preserve">, содержащая описание синтаксиса и доступных опций (рис. 20).</w:t>
+        <w:t xml:space="preserve">, содержащая описание синтаксиса и доступных опций (рис.</w:t>
+      </w:r>
+      <w:r>
+        <w:t xml:space="preserve"> </w:t>
+      </w:r>
+      <w:r>
+        <w:t xml:space="preserve">@fig:020</w:t>
+      </w:r>
+      <w:r>
+        <w:t xml:space="preserve">).</w:t>
       </w:r>
     </w:p>
     <w:p>
@@ -3380,7 +3308,7 @@
         <w:t xml:space="preserve"> mkdir</w:t>
       </w:r>
     </w:p>
-    <w:bookmarkStart w:id="124" w:name="fig:020"/>
+    <w:bookmarkStart w:id="113" w:name="fig:020"/>
     <w:p>
       <w:pPr>
         <w:pStyle w:val="CaptionedFigure"/>
@@ -3390,18 +3318,18 @@
           <wp:inline>
             <wp:extent cx="3733800" cy="1894720"/>
             <wp:effectExtent b="0" l="0" r="0" t="0"/>
-            <wp:docPr descr="Рис. 20: Просмотр справочной страницы команды mkdir" title="" id="122" name="Picture"/>
+            <wp:docPr descr="Просмотр справочной страницы команды mkdir" title="" id="111" name="Picture"/>
             <a:graphic>
               <a:graphicData uri="http://schemas.openxmlformats.org/drawingml/2006/picture">
                 <pic:pic>
                   <pic:nvPicPr>
-                    <pic:cNvPr descr="images/20.png" id="123" name="Picture"/>
+                    <pic:cNvPr descr="images/20.png" id="112" name="Picture"/>
                     <pic:cNvPicPr>
                       <a:picLocks noChangeArrowheads="1" noChangeAspect="1"/>
                     </pic:cNvPicPr>
                   </pic:nvPicPr>
                   <pic:blipFill>
-                    <a:blip r:embed="rId121"/>
+                    <a:blip r:embed="rId110"/>
                     <a:stretch>
                       <a:fillRect/>
                     </a:stretch>
@@ -3433,26 +3361,17 @@
         <w:pStyle w:val="ImageCaption"/>
       </w:pPr>
       <w:r>
-        <w:t xml:space="preserve">Рис. 20: Просмотр справочной страницы команды mkdir</w:t>
-      </w:r>
-    </w:p>
-    <w:bookmarkEnd w:id="124"/>
-    <w:bookmarkEnd w:id="125"/>
-    <w:bookmarkStart w:id="130" w:name="справка-по-команде-rmdir"/>
+        <w:t xml:space="preserve">Просмотр справочной страницы команды mkdir</w:t>
+      </w:r>
+    </w:p>
+    <w:bookmarkEnd w:id="113"/>
+    <w:bookmarkEnd w:id="114"/>
+    <w:bookmarkStart w:id="119" w:name="справка-по-команде-rmdir"/>
     <w:p>
       <w:pPr>
         <w:pStyle w:val="Heading3"/>
       </w:pPr>
       <w:r>
-        <w:rPr>
-          <w:rStyle w:val="SectionNumber"/>
-        </w:rPr>
-        <w:t xml:space="preserve">4.4.4</w:t>
-      </w:r>
-      <w:r>
-        <w:tab/>
-      </w:r>
-      <w:r>
         <w:t xml:space="preserve">Справка по команде rmdir</w:t>
       </w:r>
     </w:p>
@@ -3473,7 +3392,16 @@
         <w:t xml:space="preserve">rmdir</w:t>
       </w:r>
       <w:r>
-        <w:t xml:space="preserve">, предназначенной для удаления пустых каталогов (рис. 21).</w:t>
+        <w:t xml:space="preserve">, предназначенной для удаления пустых каталогов (рис.</w:t>
+      </w:r>
+      <w:r>
+        <w:t xml:space="preserve"> </w:t>
+      </w:r>
+      <w:r>
+        <w:t xml:space="preserve">@fig:021</w:t>
+      </w:r>
+      <w:r>
+        <w:t xml:space="preserve">).</w:t>
       </w:r>
     </w:p>
     <w:p>
@@ -3493,7 +3421,7 @@
         <w:t xml:space="preserve"> rmdir</w:t>
       </w:r>
     </w:p>
-    <w:bookmarkStart w:id="129" w:name="fig:021"/>
+    <w:bookmarkStart w:id="118" w:name="fig:021"/>
     <w:p>
       <w:pPr>
         <w:pStyle w:val="CaptionedFigure"/>
@@ -3503,18 +3431,18 @@
           <wp:inline>
             <wp:extent cx="3733800" cy="1955100"/>
             <wp:effectExtent b="0" l="0" r="0" t="0"/>
-            <wp:docPr descr="Рис. 21: Просмотр справочной страницы команды rmdir" title="" id="127" name="Picture"/>
+            <wp:docPr descr="Просмотр справочной страницы команды rmdir" title="" id="116" name="Picture"/>
             <a:graphic>
               <a:graphicData uri="http://schemas.openxmlformats.org/drawingml/2006/picture">
                 <pic:pic>
                   <pic:nvPicPr>
-                    <pic:cNvPr descr="images/21.png" id="128" name="Picture"/>
+                    <pic:cNvPr descr="images/21.png" id="117" name="Picture"/>
                     <pic:cNvPicPr>
                       <a:picLocks noChangeArrowheads="1" noChangeAspect="1"/>
                     </pic:cNvPicPr>
                   </pic:nvPicPr>
                   <pic:blipFill>
-                    <a:blip r:embed="rId126"/>
+                    <a:blip r:embed="rId115"/>
                     <a:stretch>
                       <a:fillRect/>
                     </a:stretch>
@@ -3546,26 +3474,17 @@
         <w:pStyle w:val="ImageCaption"/>
       </w:pPr>
       <w:r>
-        <w:t xml:space="preserve">Рис. 21: Просмотр справочной страницы команды rmdir</w:t>
-      </w:r>
-    </w:p>
-    <w:bookmarkEnd w:id="129"/>
-    <w:bookmarkEnd w:id="130"/>
-    <w:bookmarkStart w:id="135" w:name="справка-по-команде-rm"/>
+        <w:t xml:space="preserve">Просмотр справочной страницы команды rmdir</w:t>
+      </w:r>
+    </w:p>
+    <w:bookmarkEnd w:id="118"/>
+    <w:bookmarkEnd w:id="119"/>
+    <w:bookmarkStart w:id="124" w:name="справка-по-команде-rm"/>
     <w:p>
       <w:pPr>
         <w:pStyle w:val="Heading3"/>
       </w:pPr>
       <w:r>
-        <w:rPr>
-          <w:rStyle w:val="SectionNumber"/>
-        </w:rPr>
-        <w:t xml:space="preserve">4.4.5</w:t>
-      </w:r>
-      <w:r>
-        <w:tab/>
-      </w:r>
-      <w:r>
         <w:t xml:space="preserve">Справка по команде rm</w:t>
       </w:r>
     </w:p>
@@ -3628,7 +3547,16 @@
         <w:t xml:space="preserve"> </w:t>
       </w:r>
       <w:r>
-        <w:t xml:space="preserve">(рис. 22).</w:t>
+        <w:t xml:space="preserve">(рис.</w:t>
+      </w:r>
+      <w:r>
+        <w:t xml:space="preserve"> </w:t>
+      </w:r>
+      <w:r>
+        <w:t xml:space="preserve">@fig:022</w:t>
+      </w:r>
+      <w:r>
+        <w:t xml:space="preserve">).</w:t>
       </w:r>
     </w:p>
     <w:p>
@@ -3648,7 +3576,7 @@
         <w:t xml:space="preserve"> rm</w:t>
       </w:r>
     </w:p>
-    <w:bookmarkStart w:id="134" w:name="fig:022"/>
+    <w:bookmarkStart w:id="123" w:name="fig:022"/>
     <w:p>
       <w:pPr>
         <w:pStyle w:val="CaptionedFigure"/>
@@ -3658,18 +3586,18 @@
           <wp:inline>
             <wp:extent cx="3733800" cy="1998784"/>
             <wp:effectExtent b="0" l="0" r="0" t="0"/>
-            <wp:docPr descr="Рис. 22: Просмотр справочной страницы команды rm" title="" id="132" name="Picture"/>
+            <wp:docPr descr="Просмотр справочной страницы команды rm" title="" id="121" name="Picture"/>
             <a:graphic>
               <a:graphicData uri="http://schemas.openxmlformats.org/drawingml/2006/picture">
                 <pic:pic>
                   <pic:nvPicPr>
-                    <pic:cNvPr descr="images/22.png" id="133" name="Picture"/>
+                    <pic:cNvPr descr="images/22.png" id="122" name="Picture"/>
                     <pic:cNvPicPr>
                       <a:picLocks noChangeArrowheads="1" noChangeAspect="1"/>
                     </pic:cNvPicPr>
                   </pic:nvPicPr>
                   <pic:blipFill>
-                    <a:blip r:embed="rId131"/>
+                    <a:blip r:embed="rId120"/>
                     <a:stretch>
                       <a:fillRect/>
                     </a:stretch>
@@ -3701,45 +3629,27 @@
         <w:pStyle w:val="ImageCaption"/>
       </w:pPr>
       <w:r>
-        <w:t xml:space="preserve">Рис. 22: Просмотр справочной страницы команды rm</w:t>
-      </w:r>
-    </w:p>
-    <w:bookmarkEnd w:id="134"/>
-    <w:bookmarkEnd w:id="135"/>
-    <w:bookmarkEnd w:id="136"/>
-    <w:bookmarkStart w:id="157" w:name="работа-с-историей-команд"/>
+        <w:t xml:space="preserve">Просмотр справочной страницы команды rm</w:t>
+      </w:r>
+    </w:p>
+    <w:bookmarkEnd w:id="123"/>
+    <w:bookmarkEnd w:id="124"/>
+    <w:bookmarkEnd w:id="125"/>
+    <w:bookmarkStart w:id="146" w:name="работа-с-историей-команд"/>
     <w:p>
       <w:pPr>
         <w:pStyle w:val="Heading2"/>
       </w:pPr>
       <w:r>
-        <w:rPr>
-          <w:rStyle w:val="SectionNumber"/>
-        </w:rPr>
-        <w:t xml:space="preserve">4.5</w:t>
-      </w:r>
-      <w:r>
-        <w:tab/>
-      </w:r>
-      <w:r>
         <w:t xml:space="preserve">Работа с историей команд</w:t>
       </w:r>
     </w:p>
-    <w:bookmarkStart w:id="141" w:name="просмотр-истории-команд"/>
+    <w:bookmarkStart w:id="130" w:name="просмотр-истории-команд"/>
     <w:p>
       <w:pPr>
         <w:pStyle w:val="Heading3"/>
       </w:pPr>
       <w:r>
-        <w:rPr>
-          <w:rStyle w:val="SectionNumber"/>
-        </w:rPr>
-        <w:t xml:space="preserve">4.5.1</w:t>
-      </w:r>
-      <w:r>
-        <w:tab/>
-      </w:r>
-      <w:r>
         <w:t xml:space="preserve">Просмотр истории команд</w:t>
       </w:r>
     </w:p>
@@ -3763,7 +3673,16 @@
         <w:t xml:space="preserve"> </w:t>
       </w:r>
       <w:r>
-        <w:t xml:space="preserve">выведен нумерованный список ранее выполненных команд пользователя (рис. 23).</w:t>
+        <w:t xml:space="preserve">выведен нумерованный список ранее выполненных команд пользователя (рис.</w:t>
+      </w:r>
+      <w:r>
+        <w:t xml:space="preserve"> </w:t>
+      </w:r>
+      <w:r>
+        <w:t xml:space="preserve">@fig:023</w:t>
+      </w:r>
+      <w:r>
+        <w:t xml:space="preserve">).</w:t>
       </w:r>
     </w:p>
     <w:p>
@@ -3777,7 +3696,7 @@
         <w:t xml:space="preserve">history</w:t>
       </w:r>
     </w:p>
-    <w:bookmarkStart w:id="140" w:name="fig:023"/>
+    <w:bookmarkStart w:id="129" w:name="fig:023"/>
     <w:p>
       <w:pPr>
         <w:pStyle w:val="CaptionedFigure"/>
@@ -3787,18 +3706,18 @@
           <wp:inline>
             <wp:extent cx="3733800" cy="1665712"/>
             <wp:effectExtent b="0" l="0" r="0" t="0"/>
-            <wp:docPr descr="Рис. 23: Просмотр истории команд" title="" id="138" name="Picture"/>
+            <wp:docPr descr="Просмотр истории команд" title="" id="127" name="Picture"/>
             <a:graphic>
               <a:graphicData uri="http://schemas.openxmlformats.org/drawingml/2006/picture">
                 <pic:pic>
                   <pic:nvPicPr>
-                    <pic:cNvPr descr="images/23.png" id="139" name="Picture"/>
+                    <pic:cNvPr descr="images/23.png" id="128" name="Picture"/>
                     <pic:cNvPicPr>
                       <a:picLocks noChangeArrowheads="1" noChangeAspect="1"/>
                     </pic:cNvPicPr>
                   </pic:nvPicPr>
                   <pic:blipFill>
-                    <a:blip r:embed="rId137"/>
+                    <a:blip r:embed="rId126"/>
                     <a:stretch>
                       <a:fillRect/>
                     </a:stretch>
@@ -3830,26 +3749,17 @@
         <w:pStyle w:val="ImageCaption"/>
       </w:pPr>
       <w:r>
-        <w:t xml:space="preserve">Рис. 23: Просмотр истории команд</w:t>
-      </w:r>
-    </w:p>
-    <w:bookmarkEnd w:id="140"/>
-    <w:bookmarkEnd w:id="141"/>
-    <w:bookmarkStart w:id="146" w:name="повтор-команды-из-истории"/>
+        <w:t xml:space="preserve">Просмотр истории команд</w:t>
+      </w:r>
+    </w:p>
+    <w:bookmarkEnd w:id="129"/>
+    <w:bookmarkEnd w:id="130"/>
+    <w:bookmarkStart w:id="135" w:name="повтор-команды-из-истории"/>
     <w:p>
       <w:pPr>
         <w:pStyle w:val="Heading3"/>
       </w:pPr>
       <w:r>
-        <w:rPr>
-          <w:rStyle w:val="SectionNumber"/>
-        </w:rPr>
-        <w:t xml:space="preserve">4.5.2</w:t>
-      </w:r>
-      <w:r>
-        <w:tab/>
-      </w:r>
-      <w:r>
         <w:t xml:space="preserve">Повтор команды из истории</w:t>
       </w:r>
     </w:p>
@@ -3873,7 +3783,16 @@
         <w:t xml:space="preserve"> </w:t>
       </w:r>
       <w:r>
-        <w:t xml:space="preserve">выполнена команда под номером 303 из списка истории (рис. 24).</w:t>
+        <w:t xml:space="preserve">выполнена команда под номером 303 из списка истории (рис.</w:t>
+      </w:r>
+      <w:r>
+        <w:t xml:space="preserve"> </w:t>
+      </w:r>
+      <w:r>
+        <w:t xml:space="preserve">@fig:024</w:t>
+      </w:r>
+      <w:r>
+        <w:t xml:space="preserve">).</w:t>
       </w:r>
     </w:p>
     <w:p>
@@ -3887,7 +3806,7 @@
         <w:t xml:space="preserve">!303</w:t>
       </w:r>
     </w:p>
-    <w:bookmarkStart w:id="145" w:name="fig:024"/>
+    <w:bookmarkStart w:id="134" w:name="fig:024"/>
     <w:p>
       <w:pPr>
         <w:pStyle w:val="CaptionedFigure"/>
@@ -3897,18 +3816,18 @@
           <wp:inline>
             <wp:extent cx="3733800" cy="262532"/>
             <wp:effectExtent b="0" l="0" r="0" t="0"/>
-            <wp:docPr descr="Рис. 24: Повтор выполнения команды из истории" title="" id="143" name="Picture"/>
+            <wp:docPr descr="Повтор выполнения команды из истории" title="" id="132" name="Picture"/>
             <a:graphic>
               <a:graphicData uri="http://schemas.openxmlformats.org/drawingml/2006/picture">
                 <pic:pic>
                   <pic:nvPicPr>
-                    <pic:cNvPr descr="images/24.png" id="144" name="Picture"/>
+                    <pic:cNvPr descr="images/24.png" id="133" name="Picture"/>
                     <pic:cNvPicPr>
                       <a:picLocks noChangeArrowheads="1" noChangeAspect="1"/>
                     </pic:cNvPicPr>
                   </pic:nvPicPr>
                   <pic:blipFill>
-                    <a:blip r:embed="rId142"/>
+                    <a:blip r:embed="rId131"/>
                     <a:stretch>
                       <a:fillRect/>
                     </a:stretch>
@@ -3940,26 +3859,17 @@
         <w:pStyle w:val="ImageCaption"/>
       </w:pPr>
       <w:r>
-        <w:t xml:space="preserve">Рис. 24: Повтор выполнения команды из истории</w:t>
-      </w:r>
-    </w:p>
-    <w:bookmarkEnd w:id="145"/>
-    <w:bookmarkEnd w:id="146"/>
-    <w:bookmarkStart w:id="151" w:name="модификация-команды-из-истории"/>
+        <w:t xml:space="preserve">Повтор выполнения команды из истории</w:t>
+      </w:r>
+    </w:p>
+    <w:bookmarkEnd w:id="134"/>
+    <w:bookmarkEnd w:id="135"/>
+    <w:bookmarkStart w:id="140" w:name="модификация-команды-из-истории"/>
     <w:p>
       <w:pPr>
         <w:pStyle w:val="Heading3"/>
       </w:pPr>
       <w:r>
-        <w:rPr>
-          <w:rStyle w:val="SectionNumber"/>
-        </w:rPr>
-        <w:t xml:space="preserve">4.5.3</w:t>
-      </w:r>
-      <w:r>
-        <w:tab/>
-      </w:r>
-      <w:r>
         <w:t xml:space="preserve">Модификация команды из истории</w:t>
       </w:r>
     </w:p>
@@ -4013,7 +3923,16 @@
         <w:t xml:space="preserve"> </w:t>
       </w:r>
       <w:r>
-        <w:t xml:space="preserve">(рис. 25).</w:t>
+        <w:t xml:space="preserve">(рис.</w:t>
+      </w:r>
+      <w:r>
+        <w:t xml:space="preserve"> </w:t>
+      </w:r>
+      <w:r>
+        <w:t xml:space="preserve">@fig:025</w:t>
+      </w:r>
+      <w:r>
+        <w:t xml:space="preserve">).</w:t>
       </w:r>
     </w:p>
     <w:p>
@@ -4027,7 +3946,7 @@
         <w:t xml:space="preserve">!285:s/-1/-F</w:t>
       </w:r>
     </w:p>
-    <w:bookmarkStart w:id="150" w:name="fig:025"/>
+    <w:bookmarkStart w:id="139" w:name="fig:025"/>
     <w:p>
       <w:pPr>
         <w:pStyle w:val="CaptionedFigure"/>
@@ -4037,18 +3956,18 @@
           <wp:inline>
             <wp:extent cx="3733800" cy="283533"/>
             <wp:effectExtent b="0" l="0" r="0" t="0"/>
-            <wp:docPr descr="Рис. 25: Модификация и выполнение команды из истории" title="" id="148" name="Picture"/>
+            <wp:docPr descr="Модификация и выполнение команды из истории" title="" id="137" name="Picture"/>
             <a:graphic>
               <a:graphicData uri="http://schemas.openxmlformats.org/drawingml/2006/picture">
                 <pic:pic>
                   <pic:nvPicPr>
-                    <pic:cNvPr descr="images/25.png" id="149" name="Picture"/>
+                    <pic:cNvPr descr="images/25.png" id="138" name="Picture"/>
                     <pic:cNvPicPr>
                       <a:picLocks noChangeArrowheads="1" noChangeAspect="1"/>
                     </pic:cNvPicPr>
                   </pic:nvPicPr>
                   <pic:blipFill>
-                    <a:blip r:embed="rId147"/>
+                    <a:blip r:embed="rId136"/>
                     <a:stretch>
                       <a:fillRect/>
                     </a:stretch>
@@ -4080,26 +3999,17 @@
         <w:pStyle w:val="ImageCaption"/>
       </w:pPr>
       <w:r>
-        <w:t xml:space="preserve">Рис. 25: Модификация и выполнение команды из истории</w:t>
-      </w:r>
-    </w:p>
-    <w:bookmarkEnd w:id="150"/>
-    <w:bookmarkEnd w:id="151"/>
-    <w:bookmarkStart w:id="156" w:name="выполнение-нескольких-команд-из-истории"/>
+        <w:t xml:space="preserve">Модификация и выполнение команды из истории</w:t>
+      </w:r>
+    </w:p>
+    <w:bookmarkEnd w:id="139"/>
+    <w:bookmarkEnd w:id="140"/>
+    <w:bookmarkStart w:id="145" w:name="выполнение-нескольких-команд-из-истории"/>
     <w:p>
       <w:pPr>
         <w:pStyle w:val="Heading3"/>
       </w:pPr>
       <w:r>
-        <w:rPr>
-          <w:rStyle w:val="SectionNumber"/>
-        </w:rPr>
-        <w:t xml:space="preserve">4.5.4</w:t>
-      </w:r>
-      <w:r>
-        <w:tab/>
-      </w:r>
-      <w:r>
         <w:t xml:space="preserve">Выполнение нескольких команд из истории</w:t>
       </w:r>
     </w:p>
@@ -4123,7 +4033,16 @@
         <w:t xml:space="preserve"> </w:t>
       </w:r>
       <w:r>
-        <w:t xml:space="preserve">(рис. 26).</w:t>
+        <w:t xml:space="preserve">(рис.</w:t>
+      </w:r>
+      <w:r>
+        <w:t xml:space="preserve"> </w:t>
+      </w:r>
+      <w:r>
+        <w:t xml:space="preserve">@fig:026</w:t>
+      </w:r>
+      <w:r>
+        <w:t xml:space="preserve">).</w:t>
       </w:r>
     </w:p>
     <w:p>
@@ -4155,7 +4074,7 @@
         <w:t xml:space="preserve">!300</w:t>
       </w:r>
     </w:p>
-    <w:bookmarkStart w:id="155" w:name="fig:026"/>
+    <w:bookmarkStart w:id="144" w:name="fig:026"/>
     <w:p>
       <w:pPr>
         <w:pStyle w:val="CaptionedFigure"/>
@@ -4165,18 +4084,18 @@
           <wp:inline>
             <wp:extent cx="3733800" cy="554835"/>
             <wp:effectExtent b="0" l="0" r="0" t="0"/>
-            <wp:docPr descr="Рис. 26: Выполнение нескольких команд из истории в одной строке" title="" id="153" name="Picture"/>
+            <wp:docPr descr="Выполнение нескольких команд из истории в одной строке" title="" id="142" name="Picture"/>
             <a:graphic>
               <a:graphicData uri="http://schemas.openxmlformats.org/drawingml/2006/picture">
                 <pic:pic>
                   <pic:nvPicPr>
-                    <pic:cNvPr descr="images/26.png" id="154" name="Picture"/>
+                    <pic:cNvPr descr="images/26.png" id="143" name="Picture"/>
                     <pic:cNvPicPr>
                       <a:picLocks noChangeArrowheads="1" noChangeAspect="1"/>
                     </pic:cNvPicPr>
                   </pic:nvPicPr>
                   <pic:blipFill>
-                    <a:blip r:embed="rId152"/>
+                    <a:blip r:embed="rId141"/>
                     <a:stretch>
                       <a:fillRect/>
                     </a:stretch>
@@ -4208,27 +4127,18 @@
         <w:pStyle w:val="ImageCaption"/>
       </w:pPr>
       <w:r>
-        <w:t xml:space="preserve">Рис. 26: Выполнение нескольких команд из истории в одной строке</w:t>
-      </w:r>
-    </w:p>
-    <w:bookmarkEnd w:id="155"/>
-    <w:bookmarkEnd w:id="156"/>
-    <w:bookmarkEnd w:id="157"/>
-    <w:bookmarkEnd w:id="158"/>
-    <w:bookmarkStart w:id="159" w:name="контрольные-вопросы"/>
+        <w:t xml:space="preserve">Выполнение нескольких команд из истории в одной строке</w:t>
+      </w:r>
+    </w:p>
+    <w:bookmarkEnd w:id="144"/>
+    <w:bookmarkEnd w:id="145"/>
+    <w:bookmarkEnd w:id="146"/>
+    <w:bookmarkEnd w:id="147"/>
+    <w:bookmarkStart w:id="148" w:name="контрольные-вопросы"/>
     <w:p>
       <w:pPr>
         <w:pStyle w:val="Heading1"/>
       </w:pPr>
-      <w:r>
-        <w:rPr>
-          <w:rStyle w:val="SectionNumber"/>
-        </w:rPr>
-        <w:t xml:space="preserve">5</w:t>
-      </w:r>
-      <w:r>
-        <w:tab/>
-      </w:r>
       <w:r>
         <w:t xml:space="preserve">Контрольные вопросы</w:t>
       </w:r>
@@ -5253,22 +5163,13 @@
         <w:t xml:space="preserve">. При однократном нажатии происходит дополнение до уникального варианта, при двукратном — выводится список всех возможных вариантов дополнения.</w:t>
       </w:r>
     </w:p>
-    <w:bookmarkEnd w:id="159"/>
-    <w:bookmarkStart w:id="160" w:name="выводы"/>
+    <w:bookmarkEnd w:id="148"/>
+    <w:bookmarkStart w:id="149" w:name="выводы"/>
     <w:p>
       <w:pPr>
         <w:pStyle w:val="Heading1"/>
       </w:pPr>
       <w:r>
-        <w:rPr>
-          <w:rStyle w:val="SectionNumber"/>
-        </w:rPr>
-        <w:t xml:space="preserve">6</w:t>
-      </w:r>
-      <w:r>
-        <w:tab/>
-      </w:r>
-      <w:r>
         <w:t xml:space="preserve">Выводы</w:t>
       </w:r>
     </w:p>
@@ -5367,8 +5268,8 @@
         <w:t xml:space="preserve">) и модификации команд из буфера истории.</w:t>
       </w:r>
     </w:p>
-    <w:bookmarkEnd w:id="160"/>
-    <w:bookmarkStart w:id="162" w:name="список-литературы"/>
+    <w:bookmarkEnd w:id="149"/>
+    <w:bookmarkStart w:id="151" w:name="список-литературы"/>
     <w:p>
       <w:pPr>
         <w:pStyle w:val="Heading1"/>
@@ -5377,9 +5278,9 @@
         <w:t xml:space="preserve">Список литературы</w:t>
       </w:r>
     </w:p>
-    <w:bookmarkStart w:id="161" w:name="refs"/>
-    <w:bookmarkEnd w:id="161"/>
-    <w:bookmarkEnd w:id="162"/>
+    <w:bookmarkStart w:id="150" w:name="refs"/>
+    <w:bookmarkEnd w:id="150"/>
+    <w:bookmarkEnd w:id="151"/>
     <w:sectPr>
       <w:footnotePr>
         <w:numRestart w:val="eachSect"/>
@@ -5722,10 +5623,10 @@
   <w:docDefaults>
     <w:rPrDefault>
       <w:rPr>
-        <w:rFonts w:asciiTheme="minorHAnsi" w:cstheme="minorBidi" w:eastAsiaTheme="minorHAnsi" w:hAnsiTheme="minorHAnsi"/>
+        <w:rFonts w:asciiTheme="minorHAnsi" w:cstheme="minorBidi" w:eastAsiaTheme="minorEastAsia" w:hAnsiTheme="minorHAnsi"/>
         <w:sz w:val="24"/>
         <w:szCs w:val="24"/>
-        <w:lang w:bidi="ar-SA" w:eastAsia="en-US" w:val="ru-RU"/>
+        <w:lang w:bidi="ar-SA" w:eastAsia="zh-CN" w:val="ru-RU"/>
       </w:rPr>
     </w:rPrDefault>
     <w:pPrDefault>
@@ -6266,13 +6167,6 @@
       </w:tblCellMar>
     </w:tblPr>
     <w:tblStylePr w:type="firstRow">
-      <w:tblPr>
-        <w:jc w:val="left"/>
-        <w:tblInd w:type="dxa" w:w="0"/>
-      </w:tblPr>
-      <w:trPr>
-        <w:jc w:val="left"/>
-      </w:trPr>
       <w:tcPr>
         <w:tcBorders>
           <w:bottom w:val="single"/>
